--- a/experiments/report_machine/office/output/西安饮食/20260729_西安饮食_midday.docx
+++ b/experiments/report_machine/office/output/西安饮食/20260729_西安饮食_midday.docx
@@ -59,7 +59,21 @@
         <w:rPr>
           <w:rFonts w:ascii="Microsoft YaHei" w:hAnsi="Microsoft YaHei"/>
         </w:rPr>
-        <w:t>今日全市场情绪整体偏暖。三大指数早盘探底回升后集体翻红，创业板指一度涨逾1%，沪深京三市上涨个股近</w:t>
+        <w:t>今日市场呈现</w:t>
+      </w:r>
+      <w:r>
+        <w:rPr>
+          <w:rFonts w:ascii="Microsoft YaHei" w:hAnsi="Microsoft YaHei"/>
+          <w:b/>
+          <w:color w:val="1A1A1A"/>
+        </w:rPr>
+        <w:t>探底回升</w:t>
+      </w:r>
+      <w:r>
+        <w:rPr>
+          <w:rFonts w:ascii="Microsoft YaHei" w:hAnsi="Microsoft YaHei"/>
+        </w:rPr>
+        <w:t xml:space="preserve">走势。早盘三大指数一度承压，但随后全面翻红。截至午间收盘，上涨个股近 </w:t>
       </w:r>
       <w:r>
         <w:rPr>
@@ -73,7 +87,7 @@
         <w:rPr>
           <w:rFonts w:ascii="Microsoft YaHei" w:hAnsi="Microsoft YaHei"/>
         </w:rPr>
-        <w:t>。全市场</w:t>
+        <w:t xml:space="preserve">，市场热度回升至 </w:t>
       </w:r>
       <w:r>
         <w:rPr>
@@ -81,13 +95,13 @@
           <w:b/>
           <w:color w:val="1A1A1A"/>
         </w:rPr>
-        <w:t>上涨占比79%</w:t>
+        <w:t>68（高）</w:t>
       </w:r>
       <w:r>
         <w:rPr>
           <w:rFonts w:ascii="Microsoft YaHei" w:hAnsi="Microsoft YaHei"/>
         </w:rPr>
-        <w:t>，涨停57家，跌停18家，但赚钱效应仅</w:t>
+        <w:t xml:space="preserve">，上涨占比达 </w:t>
       </w:r>
       <w:r>
         <w:rPr>
@@ -95,13 +109,41 @@
           <w:b/>
           <w:color w:val="1A1A1A"/>
         </w:rPr>
-        <w:t>46%</w:t>
+        <w:t>83%</w:t>
       </w:r>
       <w:r>
         <w:rPr>
           <w:rFonts w:ascii="Microsoft YaHei" w:hAnsi="Microsoft YaHei"/>
         </w:rPr>
-        <w:t>，说明市场"赚指数不赚钱"的结构性特征较为明显。</w:t>
+        <w:t xml:space="preserve">，赚钱效应 </w:t>
+      </w:r>
+      <w:r>
+        <w:rPr>
+          <w:rFonts w:ascii="Microsoft YaHei" w:hAnsi="Microsoft YaHei"/>
+          <w:b/>
+          <w:color w:val="1A1A1A"/>
+        </w:rPr>
+        <w:t>51%</w:t>
+      </w:r>
+      <w:r>
+        <w:rPr>
+          <w:rFonts w:ascii="Microsoft YaHei" w:hAnsi="Microsoft YaHei"/>
+        </w:rPr>
+        <w:t xml:space="preserve">。食品饮料、教育、零售等泛消费方向领涨，其中食品饮料板块大涨 </w:t>
+      </w:r>
+      <w:r>
+        <w:rPr>
+          <w:rFonts w:ascii="Microsoft YaHei" w:hAnsi="Microsoft YaHei"/>
+          <w:b/>
+          <w:color w:val="1A1A1A"/>
+        </w:rPr>
+        <w:t>+2.75%</w:t>
+      </w:r>
+      <w:r>
+        <w:rPr>
+          <w:rFonts w:ascii="Microsoft YaHei" w:hAnsi="Microsoft YaHei"/>
+        </w:rPr>
+        <w:t>。</w:t>
       </w:r>
     </w:p>
     <w:p>
@@ -109,7 +151,7 @@
         <w:rPr>
           <w:rFonts w:ascii="Microsoft YaHei" w:hAnsi="Microsoft YaHei"/>
         </w:rPr>
-        <w:t>成交方面，沪深两市半日成交额约</w:t>
+        <w:t xml:space="preserve">全市场成交额 </w:t>
       </w:r>
       <w:r>
         <w:rPr>
@@ -117,13 +159,13 @@
           <w:b/>
           <w:color w:val="1A1A1A"/>
         </w:rPr>
-        <w:t>1.33万亿</w:t>
+        <w:t>2.06万亿</w:t>
       </w:r>
       <w:r>
         <w:rPr>
           <w:rFonts w:ascii="Microsoft YaHei" w:hAnsi="Microsoft YaHei"/>
         </w:rPr>
-        <w:t>，较上个交易日缩量</w:t>
+        <w:t xml:space="preserve">，较前一交易日放量 </w:t>
       </w:r>
       <w:r>
         <w:rPr>
@@ -131,29 +173,13 @@
           <w:b/>
           <w:color w:val="1A1A1A"/>
         </w:rPr>
-        <w:t>217亿</w:t>
+        <w:t>+2960亿</w:t>
       </w:r>
       <w:r>
         <w:rPr>
           <w:rFonts w:ascii="Microsoft YaHei" w:hAnsi="Microsoft YaHei"/>
         </w:rPr>
-        <w:t>，量能环比有所回落。</w:t>
-      </w:r>
-    </w:p>
-    <w:p>
-      <w:r>
-        <w:rPr>
-          <w:rFonts w:ascii="Microsoft YaHei" w:hAnsi="Microsoft YaHei"/>
-          <w:b/>
-          <w:color w:val="1A1A1A"/>
-        </w:rPr>
-        <w:t>板块结构上</w:t>
-      </w:r>
-      <w:r>
-        <w:rPr>
-          <w:rFonts w:ascii="Microsoft YaHei" w:hAnsi="Microsoft YaHei"/>
-        </w:rPr>
-        <w:t xml:space="preserve">，泛消费板块领涨全场——食品饮料板块大涨 </w:t>
+        <w:t xml:space="preserve">，流动性充裕。涨停 </w:t>
       </w:r>
       <w:r>
         <w:rPr>
@@ -161,13 +187,13 @@
           <w:b/>
           <w:color w:val="1A1A1A"/>
         </w:rPr>
-        <w:t>+2.57%</w:t>
+        <w:t>76只</w:t>
       </w:r>
       <w:r>
         <w:rPr>
           <w:rFonts w:ascii="Microsoft YaHei" w:hAnsi="Microsoft YaHei"/>
         </w:rPr>
-        <w:t xml:space="preserve">，一鸣食品、均瑶健康、欢乐家等多股涨停；教育板块也表现活跃，涨幅+0.58%。但旅游酒店、餐饮等细分领域表现分化，酒店、餐馆与休闲板块下跌 </w:t>
+        <w:t xml:space="preserve">，跌停 </w:t>
       </w:r>
       <w:r>
         <w:rPr>
@@ -175,13 +201,13 @@
           <w:b/>
           <w:color w:val="1A1A1A"/>
         </w:rPr>
-        <w:t>-1.28%</w:t>
+        <w:t>10只</w:t>
       </w:r>
       <w:r>
         <w:rPr>
           <w:rFonts w:ascii="Microsoft YaHei" w:hAnsi="Microsoft YaHei"/>
         </w:rPr>
-        <w:t>。</w:t>
+        <w:t>，市场情绪明显回暖。</w:t>
       </w:r>
     </w:p>
     <w:p>
@@ -220,7 +246,7 @@
           <w:color w:val="333333"/>
           <w:sz w:val="24"/>
         </w:rPr>
-        <w:t>收盘数据一览</w:t>
+        <w:t>基本数据</w:t>
       </w:r>
     </w:p>
     <w:tbl>
@@ -274,7 +300,7 @@
                 <w:color w:val="1A1A1A"/>
                 <w:sz w:val="18"/>
               </w:rPr>
-              <w:t>数据</w:t>
+              <w:t>数值</w:t>
             </w:r>
           </w:p>
         </w:tc>
@@ -363,7 +389,7 @@
                 <w:rFonts w:ascii="Microsoft YaHei" w:hAnsi="Microsoft YaHei"/>
                 <w:sz w:val="18"/>
               </w:rPr>
-              <w:t>（平收）</w:t>
+              <w:t>（平盘）</w:t>
             </w:r>
           </w:p>
         </w:tc>
@@ -383,7 +409,7 @@
                 <w:rFonts w:ascii="Microsoft YaHei" w:hAnsi="Microsoft YaHei"/>
                 <w:sz w:val="18"/>
               </w:rPr>
-              <w:t>开盘/最高/最低</w:t>
+              <w:t>开盘 / 最高 / 最低</w:t>
             </w:r>
           </w:p>
         </w:tc>
@@ -402,6 +428,88 @@
                 <w:sz w:val="18"/>
               </w:rPr>
               <w:t>5.83 / 6.00 / 5.80</w:t>
+            </w:r>
+          </w:p>
+        </w:tc>
+      </w:tr>
+      <w:tr>
+        <w:tc>
+          <w:tcPr>
+            <w:tcW w:type="dxa" w:w="4533"/>
+            <w:shd w:fill="F8F9FA" w:val="clear"/>
+          </w:tcPr>
+          <w:p>
+            <w:pPr>
+              <w:spacing w:before="40" w:after="40" w:line="288" w:lineRule="auto"/>
+            </w:pPr>
+            <w:r/>
+            <w:r>
+              <w:rPr>
+                <w:rFonts w:ascii="Microsoft YaHei" w:hAnsi="Microsoft YaHei"/>
+                <w:sz w:val="18"/>
+              </w:rPr>
+              <w:t>成交额</w:t>
+            </w:r>
+          </w:p>
+        </w:tc>
+        <w:tc>
+          <w:tcPr>
+            <w:tcW w:type="dxa" w:w="4533"/>
+            <w:shd w:fill="F8F9FA" w:val="clear"/>
+          </w:tcPr>
+          <w:p>
+            <w:pPr>
+              <w:spacing w:before="40" w:after="40" w:line="288" w:lineRule="auto"/>
+            </w:pPr>
+            <w:r/>
+            <w:r>
+              <w:rPr>
+                <w:rFonts w:ascii="Microsoft YaHei" w:hAnsi="Microsoft YaHei"/>
+                <w:b/>
+                <w:color w:val="1A1A1A"/>
+                <w:sz w:val="18"/>
+              </w:rPr>
+              <w:t>6,632万元</w:t>
+            </w:r>
+          </w:p>
+        </w:tc>
+      </w:tr>
+      <w:tr>
+        <w:tc>
+          <w:tcPr>
+            <w:tcW w:type="dxa" w:w="4533"/>
+          </w:tcPr>
+          <w:p>
+            <w:pPr>
+              <w:spacing w:before="40" w:after="40" w:line="288" w:lineRule="auto"/>
+            </w:pPr>
+            <w:r/>
+            <w:r>
+              <w:rPr>
+                <w:rFonts w:ascii="Microsoft YaHei" w:hAnsi="Microsoft YaHei"/>
+                <w:sz w:val="18"/>
+              </w:rPr>
+              <w:t>换手率</w:t>
+            </w:r>
+          </w:p>
+        </w:tc>
+        <w:tc>
+          <w:tcPr>
+            <w:tcW w:type="dxa" w:w="4533"/>
+          </w:tcPr>
+          <w:p>
+            <w:pPr>
+              <w:spacing w:before="40" w:after="40" w:line="288" w:lineRule="auto"/>
+            </w:pPr>
+            <w:r/>
+            <w:r>
+              <w:rPr>
+                <w:rFonts w:ascii="Microsoft YaHei" w:hAnsi="Microsoft YaHei"/>
+                <w:b/>
+                <w:color w:val="1A1A1A"/>
+                <w:sz w:val="18"/>
+              </w:rPr>
+              <w:t>2.19%</w:t>
             </w:r>
           </w:p>
         </w:tc>
@@ -463,125 +571,6 @@
                 <w:rFonts w:ascii="Microsoft YaHei" w:hAnsi="Microsoft YaHei"/>
                 <w:sz w:val="18"/>
               </w:rPr>
-              <w:t>成交量（手）</w:t>
-            </w:r>
-          </w:p>
-        </w:tc>
-        <w:tc>
-          <w:tcPr>
-            <w:tcW w:type="dxa" w:w="4533"/>
-          </w:tcPr>
-          <w:p>
-            <w:pPr>
-              <w:spacing w:before="40" w:after="40" w:line="288" w:lineRule="auto"/>
-            </w:pPr>
-            <w:r/>
-            <w:r>
-              <w:rPr>
-                <w:rFonts w:ascii="Microsoft YaHei" w:hAnsi="Microsoft YaHei"/>
-                <w:sz w:val="18"/>
-              </w:rPr>
-              <w:t>112,388</w:t>
-            </w:r>
-          </w:p>
-        </w:tc>
-      </w:tr>
-      <w:tr>
-        <w:tc>
-          <w:tcPr>
-            <w:tcW w:type="dxa" w:w="4533"/>
-            <w:shd w:fill="F8F9FA" w:val="clear"/>
-          </w:tcPr>
-          <w:p>
-            <w:pPr>
-              <w:spacing w:before="40" w:after="40" w:line="288" w:lineRule="auto"/>
-            </w:pPr>
-            <w:r/>
-            <w:r>
-              <w:rPr>
-                <w:rFonts w:ascii="Microsoft YaHei" w:hAnsi="Microsoft YaHei"/>
-                <w:sz w:val="18"/>
-              </w:rPr>
-              <w:t>成交额（万元）</w:t>
-            </w:r>
-          </w:p>
-        </w:tc>
-        <w:tc>
-          <w:tcPr>
-            <w:tcW w:type="dxa" w:w="4533"/>
-            <w:shd w:fill="F8F9FA" w:val="clear"/>
-          </w:tcPr>
-          <w:p>
-            <w:pPr>
-              <w:spacing w:before="40" w:after="40" w:line="288" w:lineRule="auto"/>
-            </w:pPr>
-            <w:r/>
-            <w:r>
-              <w:rPr>
-                <w:rFonts w:ascii="Microsoft YaHei" w:hAnsi="Microsoft YaHei"/>
-                <w:sz w:val="18"/>
-              </w:rPr>
-              <w:t>6,632</w:t>
-            </w:r>
-          </w:p>
-        </w:tc>
-      </w:tr>
-      <w:tr>
-        <w:tc>
-          <w:tcPr>
-            <w:tcW w:type="dxa" w:w="4533"/>
-          </w:tcPr>
-          <w:p>
-            <w:pPr>
-              <w:spacing w:before="40" w:after="40" w:line="288" w:lineRule="auto"/>
-            </w:pPr>
-            <w:r/>
-            <w:r>
-              <w:rPr>
-                <w:rFonts w:ascii="Microsoft YaHei" w:hAnsi="Microsoft YaHei"/>
-                <w:sz w:val="18"/>
-              </w:rPr>
-              <w:t>换手率</w:t>
-            </w:r>
-          </w:p>
-        </w:tc>
-        <w:tc>
-          <w:tcPr>
-            <w:tcW w:type="dxa" w:w="4533"/>
-          </w:tcPr>
-          <w:p>
-            <w:pPr>
-              <w:spacing w:before="40" w:after="40" w:line="288" w:lineRule="auto"/>
-            </w:pPr>
-            <w:r/>
-            <w:r>
-              <w:rPr>
-                <w:rFonts w:ascii="Microsoft YaHei" w:hAnsi="Microsoft YaHei"/>
-                <w:b/>
-                <w:color w:val="1A1A1A"/>
-                <w:sz w:val="18"/>
-              </w:rPr>
-              <w:t>2.19%</w:t>
-            </w:r>
-          </w:p>
-        </w:tc>
-      </w:tr>
-      <w:tr>
-        <w:tc>
-          <w:tcPr>
-            <w:tcW w:type="dxa" w:w="4533"/>
-            <w:shd w:fill="F8F9FA" w:val="clear"/>
-          </w:tcPr>
-          <w:p>
-            <w:pPr>
-              <w:spacing w:before="40" w:after="40" w:line="288" w:lineRule="auto"/>
-            </w:pPr>
-            <w:r/>
-            <w:r>
-              <w:rPr>
-                <w:rFonts w:ascii="Microsoft YaHei" w:hAnsi="Microsoft YaHei"/>
-                <w:sz w:val="18"/>
-              </w:rPr>
               <w:t>量比</w:t>
             </w:r>
           </w:p>
@@ -589,7 +578,6 @@
         <w:tc>
           <w:tcPr>
             <w:tcW w:type="dxa" w:w="4533"/>
-            <w:shd w:fill="F8F9FA" w:val="clear"/>
           </w:tcPr>
           <w:p>
             <w:pPr>
@@ -612,6 +600,7 @@
         <w:tc>
           <w:tcPr>
             <w:tcW w:type="dxa" w:w="4533"/>
+            <w:shd w:fill="F8F9FA" w:val="clear"/>
           </w:tcPr>
           <w:p>
             <w:pPr>
@@ -630,6 +619,7 @@
         <w:tc>
           <w:tcPr>
             <w:tcW w:type="dxa" w:w="4533"/>
+            <w:shd w:fill="F8F9FA" w:val="clear"/>
           </w:tcPr>
           <w:p>
             <w:pPr>
@@ -650,7 +640,7 @@
                 <w:rFonts w:ascii="Microsoft YaHei" w:hAnsi="Microsoft YaHei"/>
                 <w:sz w:val="18"/>
               </w:rPr>
-              <w:t>（亏损状态）</w:t>
+              <w:t>（亏损）</w:t>
             </w:r>
           </w:p>
         </w:tc>
@@ -659,7 +649,6 @@
         <w:tc>
           <w:tcPr>
             <w:tcW w:type="dxa" w:w="4533"/>
-            <w:shd w:fill="F8F9FA" w:val="clear"/>
           </w:tcPr>
           <w:p>
             <w:pPr>
@@ -678,7 +667,6 @@
         <w:tc>
           <w:tcPr>
             <w:tcW w:type="dxa" w:w="4533"/>
-            <w:shd w:fill="F8F9FA" w:val="clear"/>
           </w:tcPr>
           <w:p>
             <w:pPr>
@@ -701,44 +689,6 @@
         <w:tc>
           <w:tcPr>
             <w:tcW w:type="dxa" w:w="4533"/>
-          </w:tcPr>
-          <w:p>
-            <w:pPr>
-              <w:spacing w:before="40" w:after="40" w:line="288" w:lineRule="auto"/>
-            </w:pPr>
-            <w:r/>
-            <w:r>
-              <w:rPr>
-                <w:rFonts w:ascii="Microsoft YaHei" w:hAnsi="Microsoft YaHei"/>
-                <w:sz w:val="18"/>
-              </w:rPr>
-              <w:t>总市值（亿元）</w:t>
-            </w:r>
-          </w:p>
-        </w:tc>
-        <w:tc>
-          <w:tcPr>
-            <w:tcW w:type="dxa" w:w="4533"/>
-          </w:tcPr>
-          <w:p>
-            <w:pPr>
-              <w:spacing w:before="40" w:after="40" w:line="288" w:lineRule="auto"/>
-            </w:pPr>
-            <w:r/>
-            <w:r>
-              <w:rPr>
-                <w:rFonts w:ascii="Microsoft YaHei" w:hAnsi="Microsoft YaHei"/>
-                <w:sz w:val="18"/>
-              </w:rPr>
-              <w:t>33.69</w:t>
-            </w:r>
-          </w:p>
-        </w:tc>
-      </w:tr>
-      <w:tr>
-        <w:tc>
-          <w:tcPr>
-            <w:tcW w:type="dxa" w:w="4533"/>
             <w:shd w:fill="F8F9FA" w:val="clear"/>
           </w:tcPr>
           <w:p>
@@ -751,7 +701,7 @@
                 <w:rFonts w:ascii="Microsoft YaHei" w:hAnsi="Microsoft YaHei"/>
                 <w:sz w:val="18"/>
               </w:rPr>
-              <w:t>流通市值（亿元）</w:t>
+              <w:t>总市值</w:t>
             </w:r>
           </w:p>
         </w:tc>
@@ -768,9 +718,51 @@
             <w:r>
               <w:rPr>
                 <w:rFonts w:ascii="Microsoft YaHei" w:hAnsi="Microsoft YaHei"/>
+                <w:b/>
+                <w:color w:val="1A1A1A"/>
                 <w:sz w:val="18"/>
               </w:rPr>
-              <w:t>30.08</w:t>
+              <w:t>33.69亿元</w:t>
+            </w:r>
+          </w:p>
+        </w:tc>
+      </w:tr>
+      <w:tr>
+        <w:tc>
+          <w:tcPr>
+            <w:tcW w:type="dxa" w:w="4533"/>
+          </w:tcPr>
+          <w:p>
+            <w:pPr>
+              <w:spacing w:before="40" w:after="40" w:line="288" w:lineRule="auto"/>
+            </w:pPr>
+            <w:r/>
+            <w:r>
+              <w:rPr>
+                <w:rFonts w:ascii="Microsoft YaHei" w:hAnsi="Microsoft YaHei"/>
+                <w:sz w:val="18"/>
+              </w:rPr>
+              <w:t>流通市值</w:t>
+            </w:r>
+          </w:p>
+        </w:tc>
+        <w:tc>
+          <w:tcPr>
+            <w:tcW w:type="dxa" w:w="4533"/>
+          </w:tcPr>
+          <w:p>
+            <w:pPr>
+              <w:spacing w:before="40" w:after="40" w:line="288" w:lineRule="auto"/>
+            </w:pPr>
+            <w:r/>
+            <w:r>
+              <w:rPr>
+                <w:rFonts w:ascii="Microsoft YaHei" w:hAnsi="Microsoft YaHei"/>
+                <w:b/>
+                <w:color w:val="1A1A1A"/>
+                <w:sz w:val="18"/>
+              </w:rPr>
+              <w:t>30.08亿元</w:t>
             </w:r>
           </w:p>
         </w:tc>
@@ -778,25 +770,11 @@
     </w:tbl>
     <w:p/>
     <w:p>
-      <w:pPr>
-        <w:spacing w:before="280" w:after="80" w:line="312" w:lineRule="auto"/>
-      </w:pPr>
-      <w:r>
-        <w:rPr>
-          <w:rFonts w:ascii="Microsoft YaHei" w:hAnsi="Microsoft YaHei"/>
-          <w:b/>
-          <w:color w:val="333333"/>
-          <w:sz w:val="24"/>
-        </w:rPr>
-        <w:t>量价关系</w:t>
-      </w:r>
-    </w:p>
-    <w:p>
       <w:r>
         <w:rPr>
           <w:rFonts w:ascii="Microsoft YaHei" w:hAnsi="Microsoft YaHei"/>
         </w:rPr>
-        <w:t xml:space="preserve">今日西安饮食平盘报收，盘中小幅冲高至 </w:t>
+        <w:t xml:space="preserve">西安饮食今日平开，盘中一度冲高至 </w:t>
       </w:r>
       <w:r>
         <w:rPr>
@@ -810,7 +788,7 @@
         <w:rPr>
           <w:rFonts w:ascii="Microsoft YaHei" w:hAnsi="Microsoft YaHei"/>
         </w:rPr>
-        <w:t xml:space="preserve"> 后回落，最终收于 </w:t>
+        <w:t xml:space="preserve">（涨幅+2.2%），随后回落至昨收价 </w:t>
       </w:r>
       <w:r>
         <w:rPr>
@@ -824,15 +802,21 @@
         <w:rPr>
           <w:rFonts w:ascii="Microsoft YaHei" w:hAnsi="Microsoft YaHei"/>
         </w:rPr>
-        <w:t>。早盘量比0.93，说明成交活跃度略低于近期平均水平。</w:t>
+        <w:t xml:space="preserve"> 附近震荡。成交额 </w:t>
       </w:r>
-    </w:p>
-    <w:p>
+      <w:r>
+        <w:rPr>
+          <w:rFonts w:ascii="Microsoft YaHei" w:hAnsi="Microsoft YaHei"/>
+          <w:b/>
+          <w:color w:val="1A1A1A"/>
+        </w:rPr>
+        <w:t>6,632万元</w:t>
+      </w:r>
       <w:r>
         <w:rPr>
           <w:rFonts w:ascii="Microsoft YaHei" w:hAnsi="Microsoft YaHei"/>
         </w:rPr>
-        <w:t xml:space="preserve">换手率方面，今日半日换手 </w:t>
+        <w:t xml:space="preserve">，换手率 </w:t>
       </w:r>
       <w:r>
         <w:rPr>
@@ -846,21 +830,7 @@
         <w:rPr>
           <w:rFonts w:ascii="Microsoft YaHei" w:hAnsi="Microsoft YaHei"/>
         </w:rPr>
-        <w:t xml:space="preserve">，仅为上一交易日全日换手 </w:t>
-      </w:r>
-      <w:r>
-        <w:rPr>
-          <w:rFonts w:ascii="Microsoft YaHei" w:hAnsi="Microsoft YaHei"/>
-          <w:b/>
-          <w:color w:val="1A1A1A"/>
-        </w:rPr>
-        <w:t>4.40%</w:t>
-      </w:r>
-      <w:r>
-        <w:rPr>
-          <w:rFonts w:ascii="Microsoft YaHei" w:hAnsi="Microsoft YaHei"/>
-        </w:rPr>
-        <w:t xml:space="preserve"> 的 </w:t>
+        <w:t xml:space="preserve">，仅为上一交易日全日换手率（4.40%）的 </w:t>
       </w:r>
       <w:r>
         <w:rPr>
@@ -874,7 +844,15 @@
         <w:rPr>
           <w:rFonts w:ascii="Microsoft YaHei" w:hAnsi="Microsoft YaHei"/>
         </w:rPr>
-        <w:t>，属于</w:t>
+        <w:t>，呈现明显缩量整理特征。</w:t>
+      </w:r>
+    </w:p>
+    <w:p>
+      <w:r>
+        <w:rPr>
+          <w:rFonts w:ascii="Microsoft YaHei" w:hAnsi="Microsoft YaHei"/>
+        </w:rPr>
+        <w:t>从内外盘数据看，内盘（主动性卖出）</w:t>
       </w:r>
       <w:r>
         <w:rPr>
@@ -882,21 +860,13 @@
           <w:b/>
           <w:color w:val="1A1A1A"/>
         </w:rPr>
-        <w:t>明显缩量</w:t>
+        <w:t>60,121手</w:t>
       </w:r>
       <w:r>
         <w:rPr>
           <w:rFonts w:ascii="Microsoft YaHei" w:hAnsi="Microsoft YaHei"/>
         </w:rPr>
-        <w:t>。缩量平收，表明多空双方在当前价位均趋于谨慎，缺乏主动拉升意愿。</w:t>
-      </w:r>
-    </w:p>
-    <w:p>
-      <w:r>
-        <w:rPr>
-          <w:rFonts w:ascii="Microsoft YaHei" w:hAnsi="Microsoft YaHei"/>
-        </w:rPr>
-        <w:t xml:space="preserve">外盘 </w:t>
+        <w:t xml:space="preserve"> 略高于外盘（主动性买入）</w:t>
       </w:r>
       <w:r>
         <w:rPr>
@@ -910,21 +880,7 @@
         <w:rPr>
           <w:rFonts w:ascii="Microsoft YaHei" w:hAnsi="Microsoft YaHei"/>
         </w:rPr>
-        <w:t xml:space="preserve"> vs 内盘 </w:t>
-      </w:r>
-      <w:r>
-        <w:rPr>
-          <w:rFonts w:ascii="Microsoft YaHei" w:hAnsi="Microsoft YaHei"/>
-          <w:b/>
-          <w:color w:val="1A1A1A"/>
-        </w:rPr>
-        <w:t>60,121手</w:t>
-      </w:r>
-      <w:r>
-        <w:rPr>
-          <w:rFonts w:ascii="Microsoft YaHei" w:hAnsi="Microsoft YaHei"/>
-        </w:rPr>
-        <w:t>，内盘略大于外盘，说明主动性卖出盘稍占优势。</w:t>
+        <w:t>，卖盘压力略占上风。</w:t>
       </w:r>
     </w:p>
     <w:p>
@@ -963,7 +919,922 @@
           <w:color w:val="333333"/>
           <w:sz w:val="24"/>
         </w:rPr>
-        <w:t>今日盘中资金流向（逐分钟统计）</w:t>
+        <w:t>今日资金流向</w:t>
+      </w:r>
+    </w:p>
+    <w:p>
+      <w:pPr>
+        <w:pStyle w:val="ListBullet"/>
+      </w:pPr>
+      <w:r>
+        <w:rPr>
+          <w:rFonts w:ascii="Microsoft YaHei" w:hAnsi="Microsoft YaHei"/>
+          <w:b/>
+          <w:color w:val="1A1A1A"/>
+        </w:rPr>
+        <w:t>净流向</w:t>
+      </w:r>
+      <w:r>
+        <w:rPr>
+          <w:rFonts w:ascii="Microsoft YaHei" w:hAnsi="Microsoft YaHei"/>
+        </w:rPr>
+        <w:t xml:space="preserve">：净流入 </w:t>
+      </w:r>
+      <w:r>
+        <w:rPr>
+          <w:rFonts w:ascii="Microsoft YaHei" w:hAnsi="Microsoft YaHei"/>
+          <w:b/>
+          <w:color w:val="1A1A1A"/>
+        </w:rPr>
+        <w:t>+83.42万元</w:t>
+      </w:r>
+    </w:p>
+    <w:p>
+      <w:pPr>
+        <w:pStyle w:val="ListBullet"/>
+      </w:pPr>
+      <w:r>
+        <w:rPr>
+          <w:rFonts w:ascii="Microsoft YaHei" w:hAnsi="Microsoft YaHei"/>
+        </w:rPr>
+        <w:t>资金流入分钟数：94分钟 / 流出分钟数：113分钟</w:t>
+      </w:r>
+    </w:p>
+    <w:p>
+      <w:pPr>
+        <w:pStyle w:val="ListBullet"/>
+      </w:pPr>
+      <w:r>
+        <w:rPr>
+          <w:rFonts w:ascii="Microsoft YaHei" w:hAnsi="Microsoft YaHei"/>
+        </w:rPr>
+        <w:t>最大单分钟流入：</w:t>
+      </w:r>
+      <w:r>
+        <w:rPr>
+          <w:rFonts w:ascii="Microsoft YaHei" w:hAnsi="Microsoft YaHei"/>
+          <w:b/>
+          <w:color w:val="1A1A1A"/>
+        </w:rPr>
+        <w:t>356.0万</w:t>
+      </w:r>
+      <w:r>
+        <w:rPr>
+          <w:rFonts w:ascii="Microsoft YaHei" w:hAnsi="Microsoft YaHei"/>
+        </w:rPr>
+        <w:t xml:space="preserve"> / 最大单分钟流出：</w:t>
+      </w:r>
+      <w:r>
+        <w:rPr>
+          <w:rFonts w:ascii="Microsoft YaHei" w:hAnsi="Microsoft YaHei"/>
+          <w:b/>
+          <w:color w:val="1A1A1A"/>
+        </w:rPr>
+        <w:t>365.3万</w:t>
+      </w:r>
+    </w:p>
+    <w:p>
+      <w:pPr>
+        <w:spacing w:before="280" w:after="80" w:line="312" w:lineRule="auto"/>
+      </w:pPr>
+      <w:r>
+        <w:rPr>
+          <w:rFonts w:ascii="Microsoft YaHei" w:hAnsi="Microsoft YaHei"/>
+          <w:b/>
+          <w:color w:val="333333"/>
+          <w:sz w:val="24"/>
+        </w:rPr>
+        <w:t>上一交易日资金细分</w:t>
+      </w:r>
+    </w:p>
+    <w:tbl>
+      <w:tblPr>
+        <w:tblStyle w:val="TableGrid"/>
+        <w:tblW w:type="auto" w:w="0"/>
+        <w:jc w:val="center"/>
+        <w:tblLayout w:type="autofit"/>
+        <w:tblLook w:firstColumn="1" w:firstRow="1" w:lastColumn="0" w:lastRow="0" w:noHBand="0" w:noVBand="1" w:val="04A0"/>
+      </w:tblPr>
+      <w:tblGrid>
+        <w:gridCol w:w="2266"/>
+        <w:gridCol w:w="2266"/>
+        <w:gridCol w:w="2266"/>
+        <w:gridCol w:w="2266"/>
+      </w:tblGrid>
+      <w:tr>
+        <w:tc>
+          <w:tcPr>
+            <w:tcW w:type="dxa" w:w="2266"/>
+            <w:shd w:fill="F6F8FA" w:val="clear"/>
+          </w:tcPr>
+          <w:p>
+            <w:pPr>
+              <w:spacing w:before="40" w:after="40" w:line="288" w:lineRule="auto"/>
+            </w:pPr>
+            <w:r/>
+            <w:r>
+              <w:rPr>
+                <w:rFonts w:ascii="Microsoft YaHei" w:hAnsi="Microsoft YaHei"/>
+                <w:b/>
+                <w:color w:val="1A1A1A"/>
+                <w:sz w:val="18"/>
+              </w:rPr>
+              <w:t>资金类型</w:t>
+            </w:r>
+          </w:p>
+        </w:tc>
+        <w:tc>
+          <w:tcPr>
+            <w:tcW w:type="dxa" w:w="2266"/>
+            <w:shd w:fill="F6F8FA" w:val="clear"/>
+          </w:tcPr>
+          <w:p>
+            <w:pPr>
+              <w:spacing w:before="40" w:after="40" w:line="288" w:lineRule="auto"/>
+            </w:pPr>
+            <w:r/>
+            <w:r>
+              <w:rPr>
+                <w:rFonts w:ascii="Microsoft YaHei" w:hAnsi="Microsoft YaHei"/>
+                <w:b/>
+                <w:color w:val="1A1A1A"/>
+                <w:sz w:val="18"/>
+              </w:rPr>
+              <w:t>净额（元）</w:t>
+            </w:r>
+          </w:p>
+        </w:tc>
+        <w:tc>
+          <w:tcPr>
+            <w:tcW w:type="dxa" w:w="2266"/>
+            <w:shd w:fill="F6F8FA" w:val="clear"/>
+          </w:tcPr>
+          <w:p>
+            <w:pPr>
+              <w:spacing w:before="40" w:after="40" w:line="288" w:lineRule="auto"/>
+            </w:pPr>
+            <w:r/>
+            <w:r>
+              <w:rPr>
+                <w:rFonts w:ascii="Microsoft YaHei" w:hAnsi="Microsoft YaHei"/>
+                <w:b/>
+                <w:color w:val="1A1A1A"/>
+                <w:sz w:val="18"/>
+              </w:rPr>
+              <w:t>买入（元）</w:t>
+            </w:r>
+          </w:p>
+        </w:tc>
+        <w:tc>
+          <w:tcPr>
+            <w:tcW w:type="dxa" w:w="2266"/>
+            <w:shd w:fill="F6F8FA" w:val="clear"/>
+          </w:tcPr>
+          <w:p>
+            <w:pPr>
+              <w:spacing w:before="40" w:after="40" w:line="288" w:lineRule="auto"/>
+            </w:pPr>
+            <w:r/>
+            <w:r>
+              <w:rPr>
+                <w:rFonts w:ascii="Microsoft YaHei" w:hAnsi="Microsoft YaHei"/>
+                <w:b/>
+                <w:color w:val="1A1A1A"/>
+                <w:sz w:val="18"/>
+              </w:rPr>
+              <w:t>卖出（元）</w:t>
+            </w:r>
+          </w:p>
+        </w:tc>
+      </w:tr>
+      <w:tr>
+        <w:tc>
+          <w:tcPr>
+            <w:tcW w:type="dxa" w:w="2266"/>
+          </w:tcPr>
+          <w:p>
+            <w:pPr>
+              <w:spacing w:before="40" w:after="40" w:line="288" w:lineRule="auto"/>
+            </w:pPr>
+            <w:r/>
+            <w:r>
+              <w:rPr>
+                <w:rFonts w:ascii="Microsoft YaHei" w:hAnsi="Microsoft YaHei"/>
+                <w:b/>
+                <w:color w:val="1A1A1A"/>
+                <w:sz w:val="18"/>
+              </w:rPr>
+              <w:t>大单</w:t>
+            </w:r>
+          </w:p>
+        </w:tc>
+        <w:tc>
+          <w:tcPr>
+            <w:tcW w:type="dxa" w:w="2266"/>
+          </w:tcPr>
+          <w:p>
+            <w:pPr>
+              <w:spacing w:before="40" w:after="40" w:line="288" w:lineRule="auto"/>
+            </w:pPr>
+            <w:r/>
+            <w:r>
+              <w:rPr>
+                <w:rFonts w:ascii="Microsoft YaHei" w:hAnsi="Microsoft YaHei"/>
+                <w:b/>
+                <w:color w:val="1A1A1A"/>
+                <w:sz w:val="18"/>
+              </w:rPr>
+              <w:t>+5,010,435</w:t>
+            </w:r>
+          </w:p>
+        </w:tc>
+        <w:tc>
+          <w:tcPr>
+            <w:tcW w:type="dxa" w:w="2266"/>
+          </w:tcPr>
+          <w:p>
+            <w:pPr>
+              <w:spacing w:before="40" w:after="40" w:line="288" w:lineRule="auto"/>
+            </w:pPr>
+            <w:r/>
+            <w:r>
+              <w:rPr>
+                <w:rFonts w:ascii="Microsoft YaHei" w:hAnsi="Microsoft YaHei"/>
+                <w:sz w:val="18"/>
+              </w:rPr>
+              <w:t>23,432,917</w:t>
+            </w:r>
+          </w:p>
+        </w:tc>
+        <w:tc>
+          <w:tcPr>
+            <w:tcW w:type="dxa" w:w="2266"/>
+          </w:tcPr>
+          <w:p>
+            <w:pPr>
+              <w:spacing w:before="40" w:after="40" w:line="288" w:lineRule="auto"/>
+            </w:pPr>
+            <w:r/>
+            <w:r>
+              <w:rPr>
+                <w:rFonts w:ascii="Microsoft YaHei" w:hAnsi="Microsoft YaHei"/>
+                <w:sz w:val="18"/>
+              </w:rPr>
+              <w:t>18,422,482</w:t>
+            </w:r>
+          </w:p>
+        </w:tc>
+      </w:tr>
+      <w:tr>
+        <w:tc>
+          <w:tcPr>
+            <w:tcW w:type="dxa" w:w="2266"/>
+            <w:shd w:fill="F8F9FA" w:val="clear"/>
+          </w:tcPr>
+          <w:p>
+            <w:pPr>
+              <w:spacing w:before="40" w:after="40" w:line="288" w:lineRule="auto"/>
+            </w:pPr>
+            <w:r/>
+            <w:r>
+              <w:rPr>
+                <w:rFonts w:ascii="Microsoft YaHei" w:hAnsi="Microsoft YaHei"/>
+                <w:sz w:val="18"/>
+              </w:rPr>
+              <w:t>中单</w:t>
+            </w:r>
+          </w:p>
+        </w:tc>
+        <w:tc>
+          <w:tcPr>
+            <w:tcW w:type="dxa" w:w="2266"/>
+            <w:shd w:fill="F8F9FA" w:val="clear"/>
+          </w:tcPr>
+          <w:p>
+            <w:pPr>
+              <w:spacing w:before="40" w:after="40" w:line="288" w:lineRule="auto"/>
+            </w:pPr>
+            <w:r/>
+            <w:r>
+              <w:rPr>
+                <w:rFonts w:ascii="Microsoft YaHei" w:hAnsi="Microsoft YaHei"/>
+                <w:sz w:val="18"/>
+              </w:rPr>
+              <w:t>-2,572,586</w:t>
+            </w:r>
+          </w:p>
+        </w:tc>
+        <w:tc>
+          <w:tcPr>
+            <w:tcW w:type="dxa" w:w="2266"/>
+            <w:shd w:fill="F8F9FA" w:val="clear"/>
+          </w:tcPr>
+          <w:p>
+            <w:pPr>
+              <w:spacing w:before="40" w:after="40" w:line="288" w:lineRule="auto"/>
+            </w:pPr>
+            <w:r/>
+            <w:r>
+              <w:rPr>
+                <w:rFonts w:ascii="Microsoft YaHei" w:hAnsi="Microsoft YaHei"/>
+                <w:sz w:val="18"/>
+              </w:rPr>
+              <w:t>29,991,802</w:t>
+            </w:r>
+          </w:p>
+        </w:tc>
+        <w:tc>
+          <w:tcPr>
+            <w:tcW w:type="dxa" w:w="2266"/>
+            <w:shd w:fill="F8F9FA" w:val="clear"/>
+          </w:tcPr>
+          <w:p>
+            <w:pPr>
+              <w:spacing w:before="40" w:after="40" w:line="288" w:lineRule="auto"/>
+            </w:pPr>
+            <w:r/>
+            <w:r>
+              <w:rPr>
+                <w:rFonts w:ascii="Microsoft YaHei" w:hAnsi="Microsoft YaHei"/>
+                <w:sz w:val="18"/>
+              </w:rPr>
+              <w:t>32,564,388</w:t>
+            </w:r>
+          </w:p>
+        </w:tc>
+      </w:tr>
+      <w:tr>
+        <w:tc>
+          <w:tcPr>
+            <w:tcW w:type="dxa" w:w="2266"/>
+          </w:tcPr>
+          <w:p>
+            <w:pPr>
+              <w:spacing w:before="40" w:after="40" w:line="288" w:lineRule="auto"/>
+            </w:pPr>
+            <w:r/>
+            <w:r>
+              <w:rPr>
+                <w:rFonts w:ascii="Microsoft YaHei" w:hAnsi="Microsoft YaHei"/>
+                <w:sz w:val="18"/>
+              </w:rPr>
+              <w:t>小单</w:t>
+            </w:r>
+          </w:p>
+        </w:tc>
+        <w:tc>
+          <w:tcPr>
+            <w:tcW w:type="dxa" w:w="2266"/>
+          </w:tcPr>
+          <w:p>
+            <w:pPr>
+              <w:spacing w:before="40" w:after="40" w:line="288" w:lineRule="auto"/>
+            </w:pPr>
+            <w:r/>
+            <w:r>
+              <w:rPr>
+                <w:rFonts w:ascii="Microsoft YaHei" w:hAnsi="Microsoft YaHei"/>
+                <w:sz w:val="18"/>
+              </w:rPr>
+              <w:t>-1,603,635</w:t>
+            </w:r>
+          </w:p>
+        </w:tc>
+        <w:tc>
+          <w:tcPr>
+            <w:tcW w:type="dxa" w:w="2266"/>
+          </w:tcPr>
+          <w:p>
+            <w:pPr>
+              <w:spacing w:before="40" w:after="40" w:line="288" w:lineRule="auto"/>
+            </w:pPr>
+            <w:r/>
+            <w:r>
+              <w:rPr>
+                <w:rFonts w:ascii="Microsoft YaHei" w:hAnsi="Microsoft YaHei"/>
+                <w:sz w:val="18"/>
+              </w:rPr>
+              <w:t>5,933,642</w:t>
+            </w:r>
+          </w:p>
+        </w:tc>
+        <w:tc>
+          <w:tcPr>
+            <w:tcW w:type="dxa" w:w="2266"/>
+          </w:tcPr>
+          <w:p>
+            <w:pPr>
+              <w:spacing w:before="40" w:after="40" w:line="288" w:lineRule="auto"/>
+            </w:pPr>
+            <w:r/>
+            <w:r>
+              <w:rPr>
+                <w:rFonts w:ascii="Microsoft YaHei" w:hAnsi="Microsoft YaHei"/>
+                <w:sz w:val="18"/>
+              </w:rPr>
+              <w:t>7,537,277</w:t>
+            </w:r>
+          </w:p>
+        </w:tc>
+      </w:tr>
+      <w:tr>
+        <w:tc>
+          <w:tcPr>
+            <w:tcW w:type="dxa" w:w="2266"/>
+            <w:shd w:fill="F8F9FA" w:val="clear"/>
+          </w:tcPr>
+          <w:p>
+            <w:pPr>
+              <w:spacing w:before="40" w:after="40" w:line="288" w:lineRule="auto"/>
+            </w:pPr>
+            <w:r/>
+            <w:r>
+              <w:rPr>
+                <w:rFonts w:ascii="Microsoft YaHei" w:hAnsi="Microsoft YaHei"/>
+                <w:b/>
+                <w:color w:val="1A1A1A"/>
+                <w:sz w:val="18"/>
+              </w:rPr>
+              <w:t>合计</w:t>
+            </w:r>
+          </w:p>
+        </w:tc>
+        <w:tc>
+          <w:tcPr>
+            <w:tcW w:type="dxa" w:w="2266"/>
+            <w:shd w:fill="F8F9FA" w:val="clear"/>
+          </w:tcPr>
+          <w:p>
+            <w:pPr>
+              <w:spacing w:before="40" w:after="40" w:line="288" w:lineRule="auto"/>
+            </w:pPr>
+            <w:r/>
+            <w:r>
+              <w:rPr>
+                <w:rFonts w:ascii="Microsoft YaHei" w:hAnsi="Microsoft YaHei"/>
+                <w:b/>
+                <w:color w:val="1A1A1A"/>
+                <w:sz w:val="18"/>
+              </w:rPr>
+              <w:t>+834,214</w:t>
+            </w:r>
+          </w:p>
+        </w:tc>
+        <w:tc>
+          <w:tcPr>
+            <w:tcW w:type="dxa" w:w="2266"/>
+            <w:shd w:fill="F8F9FA" w:val="clear"/>
+          </w:tcPr>
+          <w:p>
+            <w:pPr>
+              <w:spacing w:before="40" w:after="40" w:line="288" w:lineRule="auto"/>
+            </w:pPr>
+            <w:r/>
+            <w:r>
+              <w:rPr>
+                <w:rFonts w:ascii="Microsoft YaHei" w:hAnsi="Microsoft YaHei"/>
+                <w:sz w:val="18"/>
+              </w:rPr>
+              <w:t>—</w:t>
+            </w:r>
+          </w:p>
+        </w:tc>
+        <w:tc>
+          <w:tcPr>
+            <w:tcW w:type="dxa" w:w="2266"/>
+            <w:shd w:fill="F8F9FA" w:val="clear"/>
+          </w:tcPr>
+          <w:p>
+            <w:pPr>
+              <w:spacing w:before="40" w:after="40" w:line="288" w:lineRule="auto"/>
+            </w:pPr>
+            <w:r/>
+            <w:r>
+              <w:rPr>
+                <w:rFonts w:ascii="Microsoft YaHei" w:hAnsi="Microsoft YaHei"/>
+                <w:sz w:val="18"/>
+              </w:rPr>
+              <w:t>—</w:t>
+            </w:r>
+          </w:p>
+        </w:tc>
+      </w:tr>
+    </w:tbl>
+    <w:p/>
+    <w:p>
+      <w:r>
+        <w:rPr>
+          <w:rFonts w:ascii="Microsoft YaHei" w:hAnsi="Microsoft YaHei"/>
+        </w:rPr>
+        <w:t xml:space="preserve">上一交易日大单净流入 </w:t>
+      </w:r>
+      <w:r>
+        <w:rPr>
+          <w:rFonts w:ascii="Microsoft YaHei" w:hAnsi="Microsoft YaHei"/>
+          <w:b/>
+          <w:color w:val="1A1A1A"/>
+        </w:rPr>
+        <w:t>+501万元</w:t>
+      </w:r>
+      <w:r>
+        <w:rPr>
+          <w:rFonts w:ascii="Microsoft YaHei" w:hAnsi="Microsoft YaHei"/>
+        </w:rPr>
+        <w:t>，中单和小单均为净流出，机构资金（大单）呈现</w:t>
+      </w:r>
+      <w:r>
+        <w:rPr>
+          <w:rFonts w:ascii="Microsoft YaHei" w:hAnsi="Microsoft YaHei"/>
+          <w:b/>
+          <w:color w:val="1A1A1A"/>
+        </w:rPr>
+        <w:t>主动吸筹</w:t>
+      </w:r>
+      <w:r>
+        <w:rPr>
+          <w:rFonts w:ascii="Microsoft YaHei" w:hAnsi="Microsoft YaHei"/>
+        </w:rPr>
+        <w:t xml:space="preserve">迹象。今日继续小幅净流入 </w:t>
+      </w:r>
+      <w:r>
+        <w:rPr>
+          <w:rFonts w:ascii="Microsoft YaHei" w:hAnsi="Microsoft YaHei"/>
+          <w:b/>
+          <w:color w:val="1A1A1A"/>
+        </w:rPr>
+        <w:t>83万元</w:t>
+      </w:r>
+      <w:r>
+        <w:rPr>
+          <w:rFonts w:ascii="Microsoft YaHei" w:hAnsi="Microsoft YaHei"/>
+        </w:rPr>
+        <w:t>，资金面维持温和偏多格局。</w:t>
+      </w:r>
+    </w:p>
+    <w:p>
+      <w:r>
+        <w:rPr>
+          <w:rFonts w:ascii="Microsoft YaHei" w:hAnsi="Microsoft YaHei"/>
+        </w:rPr>
+        <w:t>&gt; ⚠️ 该股非融资融券标的，无两融数据参考。</w:t>
+      </w:r>
+    </w:p>
+    <w:p>
+      <w:pPr>
+        <w:spacing w:before="240" w:after="240"/>
+        <w:pBdr>
+          <w:bottom w:val="single" w:sz="4" w:space="1" w:color="D0D7DE"/>
+        </w:pBdr>
+      </w:pPr>
+    </w:p>
+    <w:p>
+      <w:pPr>
+        <w:spacing w:before="360" w:after="80" w:line="288" w:lineRule="auto"/>
+        <w:pBdr>
+          <w:bottom w:val="single" w:sz="4" w:space="4" w:color="D0D7DE"/>
+        </w:pBdr>
+      </w:pPr>
+      <w:r>
+        <w:rPr>
+          <w:rFonts w:ascii="Microsoft YaHei" w:hAnsi="Microsoft YaHei"/>
+          <w:b/>
+          <w:color w:val="1A1A1A"/>
+          <w:sz w:val="28"/>
+        </w:rPr>
+        <w:t>技术面</w:t>
+      </w:r>
+    </w:p>
+    <w:p>
+      <w:pPr>
+        <w:spacing w:before="280" w:after="80" w:line="312" w:lineRule="auto"/>
+      </w:pPr>
+      <w:r>
+        <w:rPr>
+          <w:rFonts w:ascii="Microsoft YaHei" w:hAnsi="Microsoft YaHei"/>
+          <w:b/>
+          <w:color w:val="333333"/>
+          <w:sz w:val="24"/>
+        </w:rPr>
+        <w:t>均线系统</w:t>
+      </w:r>
+    </w:p>
+    <w:tbl>
+      <w:tblPr>
+        <w:tblStyle w:val="TableGrid"/>
+        <w:tblW w:type="auto" w:w="0"/>
+        <w:jc w:val="center"/>
+        <w:tblLayout w:type="autofit"/>
+        <w:tblLook w:firstColumn="1" w:firstRow="1" w:lastColumn="0" w:lastRow="0" w:noHBand="0" w:noVBand="1" w:val="04A0"/>
+      </w:tblPr>
+      <w:tblGrid>
+        <w:gridCol w:w="3022"/>
+        <w:gridCol w:w="3022"/>
+        <w:gridCol w:w="3022"/>
+      </w:tblGrid>
+      <w:tr>
+        <w:tc>
+          <w:tcPr>
+            <w:tcW w:type="dxa" w:w="3022"/>
+            <w:shd w:fill="F6F8FA" w:val="clear"/>
+          </w:tcPr>
+          <w:p>
+            <w:pPr>
+              <w:spacing w:before="40" w:after="40" w:line="288" w:lineRule="auto"/>
+            </w:pPr>
+            <w:r/>
+            <w:r>
+              <w:rPr>
+                <w:rFonts w:ascii="Microsoft YaHei" w:hAnsi="Microsoft YaHei"/>
+                <w:b/>
+                <w:color w:val="1A1A1A"/>
+                <w:sz w:val="18"/>
+              </w:rPr>
+              <w:t>均线</w:t>
+            </w:r>
+          </w:p>
+        </w:tc>
+        <w:tc>
+          <w:tcPr>
+            <w:tcW w:type="dxa" w:w="3022"/>
+            <w:shd w:fill="F6F8FA" w:val="clear"/>
+          </w:tcPr>
+          <w:p>
+            <w:pPr>
+              <w:spacing w:before="40" w:after="40" w:line="288" w:lineRule="auto"/>
+            </w:pPr>
+            <w:r/>
+            <w:r>
+              <w:rPr>
+                <w:rFonts w:ascii="Microsoft YaHei" w:hAnsi="Microsoft YaHei"/>
+                <w:b/>
+                <w:color w:val="1A1A1A"/>
+                <w:sz w:val="18"/>
+              </w:rPr>
+              <w:t>位置</w:t>
+            </w:r>
+          </w:p>
+        </w:tc>
+        <w:tc>
+          <w:tcPr>
+            <w:tcW w:type="dxa" w:w="3022"/>
+            <w:shd w:fill="F6F8FA" w:val="clear"/>
+          </w:tcPr>
+          <w:p>
+            <w:pPr>
+              <w:spacing w:before="40" w:after="40" w:line="288" w:lineRule="auto"/>
+            </w:pPr>
+            <w:r/>
+            <w:r>
+              <w:rPr>
+                <w:rFonts w:ascii="Microsoft YaHei" w:hAnsi="Microsoft YaHei"/>
+                <w:b/>
+                <w:color w:val="1A1A1A"/>
+                <w:sz w:val="18"/>
+              </w:rPr>
+              <w:t>偏离度</w:t>
+            </w:r>
+          </w:p>
+        </w:tc>
+      </w:tr>
+      <w:tr>
+        <w:tc>
+          <w:tcPr>
+            <w:tcW w:type="dxa" w:w="3022"/>
+          </w:tcPr>
+          <w:p>
+            <w:pPr>
+              <w:spacing w:before="40" w:after="40" w:line="288" w:lineRule="auto"/>
+            </w:pPr>
+            <w:r/>
+            <w:r>
+              <w:rPr>
+                <w:rFonts w:ascii="Microsoft YaHei" w:hAnsi="Microsoft YaHei"/>
+                <w:sz w:val="18"/>
+              </w:rPr>
+              <w:t>MA5</w:t>
+            </w:r>
+          </w:p>
+        </w:tc>
+        <w:tc>
+          <w:tcPr>
+            <w:tcW w:type="dxa" w:w="3022"/>
+          </w:tcPr>
+          <w:p>
+            <w:pPr>
+              <w:spacing w:before="40" w:after="40" w:line="288" w:lineRule="auto"/>
+            </w:pPr>
+            <w:r/>
+            <w:r>
+              <w:rPr>
+                <w:rFonts w:ascii="Microsoft YaHei" w:hAnsi="Microsoft YaHei"/>
+                <w:sz w:val="18"/>
+              </w:rPr>
+              <w:t xml:space="preserve">约 </w:t>
+            </w:r>
+            <w:r>
+              <w:rPr>
+                <w:rFonts w:ascii="Microsoft YaHei" w:hAnsi="Microsoft YaHei"/>
+                <w:b/>
+                <w:color w:val="1A1A1A"/>
+                <w:sz w:val="18"/>
+              </w:rPr>
+              <w:t>5.73元</w:t>
+            </w:r>
+          </w:p>
+        </w:tc>
+        <w:tc>
+          <w:tcPr>
+            <w:tcW w:type="dxa" w:w="3022"/>
+          </w:tcPr>
+          <w:p>
+            <w:pPr>
+              <w:spacing w:before="40" w:after="40" w:line="288" w:lineRule="auto"/>
+            </w:pPr>
+            <w:r/>
+            <w:r>
+              <w:rPr>
+                <w:rFonts w:ascii="Microsoft YaHei" w:hAnsi="Microsoft YaHei"/>
+                <w:b/>
+                <w:color w:val="1A1A1A"/>
+                <w:sz w:val="18"/>
+              </w:rPr>
+              <w:t>+2.4%</w:t>
+            </w:r>
+            <w:r>
+              <w:rPr>
+                <w:rFonts w:ascii="Microsoft YaHei" w:hAnsi="Microsoft YaHei"/>
+                <w:sz w:val="18"/>
+              </w:rPr>
+              <w:t>（上方）</w:t>
+            </w:r>
+          </w:p>
+        </w:tc>
+      </w:tr>
+      <w:tr>
+        <w:tc>
+          <w:tcPr>
+            <w:tcW w:type="dxa" w:w="3022"/>
+            <w:shd w:fill="F8F9FA" w:val="clear"/>
+          </w:tcPr>
+          <w:p>
+            <w:pPr>
+              <w:spacing w:before="40" w:after="40" w:line="288" w:lineRule="auto"/>
+            </w:pPr>
+            <w:r/>
+            <w:r>
+              <w:rPr>
+                <w:rFonts w:ascii="Microsoft YaHei" w:hAnsi="Microsoft YaHei"/>
+                <w:sz w:val="18"/>
+              </w:rPr>
+              <w:t>MA10</w:t>
+            </w:r>
+          </w:p>
+        </w:tc>
+        <w:tc>
+          <w:tcPr>
+            <w:tcW w:type="dxa" w:w="3022"/>
+            <w:shd w:fill="F8F9FA" w:val="clear"/>
+          </w:tcPr>
+          <w:p>
+            <w:pPr>
+              <w:spacing w:before="40" w:after="40" w:line="288" w:lineRule="auto"/>
+            </w:pPr>
+            <w:r/>
+            <w:r>
+              <w:rPr>
+                <w:rFonts w:ascii="Microsoft YaHei" w:hAnsi="Microsoft YaHei"/>
+                <w:sz w:val="18"/>
+              </w:rPr>
+              <w:t xml:space="preserve">约 </w:t>
+            </w:r>
+            <w:r>
+              <w:rPr>
+                <w:rFonts w:ascii="Microsoft YaHei" w:hAnsi="Microsoft YaHei"/>
+                <w:b/>
+                <w:color w:val="1A1A1A"/>
+                <w:sz w:val="18"/>
+              </w:rPr>
+              <w:t>5.73元</w:t>
+            </w:r>
+          </w:p>
+        </w:tc>
+        <w:tc>
+          <w:tcPr>
+            <w:tcW w:type="dxa" w:w="3022"/>
+            <w:shd w:fill="F8F9FA" w:val="clear"/>
+          </w:tcPr>
+          <w:p>
+            <w:pPr>
+              <w:spacing w:before="40" w:after="40" w:line="288" w:lineRule="auto"/>
+            </w:pPr>
+            <w:r/>
+            <w:r>
+              <w:rPr>
+                <w:rFonts w:ascii="Microsoft YaHei" w:hAnsi="Microsoft YaHei"/>
+                <w:b/>
+                <w:color w:val="1A1A1A"/>
+                <w:sz w:val="18"/>
+              </w:rPr>
+              <w:t>+2.4%</w:t>
+            </w:r>
+            <w:r>
+              <w:rPr>
+                <w:rFonts w:ascii="Microsoft YaHei" w:hAnsi="Microsoft YaHei"/>
+                <w:sz w:val="18"/>
+              </w:rPr>
+              <w:t>（上方）</w:t>
+            </w:r>
+          </w:p>
+        </w:tc>
+      </w:tr>
+      <w:tr>
+        <w:tc>
+          <w:tcPr>
+            <w:tcW w:type="dxa" w:w="3022"/>
+          </w:tcPr>
+          <w:p>
+            <w:pPr>
+              <w:spacing w:before="40" w:after="40" w:line="288" w:lineRule="auto"/>
+            </w:pPr>
+            <w:r/>
+            <w:r>
+              <w:rPr>
+                <w:rFonts w:ascii="Microsoft YaHei" w:hAnsi="Microsoft YaHei"/>
+                <w:sz w:val="18"/>
+              </w:rPr>
+              <w:t>MA20/布林中轨</w:t>
+            </w:r>
+          </w:p>
+        </w:tc>
+        <w:tc>
+          <w:tcPr>
+            <w:tcW w:type="dxa" w:w="3022"/>
+          </w:tcPr>
+          <w:p>
+            <w:pPr>
+              <w:spacing w:before="40" w:after="40" w:line="288" w:lineRule="auto"/>
+            </w:pPr>
+            <w:r/>
+            <w:r>
+              <w:rPr>
+                <w:rFonts w:ascii="Microsoft YaHei" w:hAnsi="Microsoft YaHei"/>
+                <w:sz w:val="18"/>
+              </w:rPr>
+              <w:t xml:space="preserve">约 </w:t>
+            </w:r>
+            <w:r>
+              <w:rPr>
+                <w:rFonts w:ascii="Microsoft YaHei" w:hAnsi="Microsoft YaHei"/>
+                <w:b/>
+                <w:color w:val="1A1A1A"/>
+                <w:sz w:val="18"/>
+              </w:rPr>
+              <w:t>5.64元</w:t>
+            </w:r>
+          </w:p>
+        </w:tc>
+        <w:tc>
+          <w:tcPr>
+            <w:tcW w:type="dxa" w:w="3022"/>
+          </w:tcPr>
+          <w:p>
+            <w:pPr>
+              <w:spacing w:before="40" w:after="40" w:line="288" w:lineRule="auto"/>
+            </w:pPr>
+            <w:r/>
+            <w:r>
+              <w:rPr>
+                <w:rFonts w:ascii="Microsoft YaHei" w:hAnsi="Microsoft YaHei"/>
+                <w:b/>
+                <w:color w:val="1A1A1A"/>
+                <w:sz w:val="18"/>
+              </w:rPr>
+              <w:t>+4.1%</w:t>
+            </w:r>
+            <w:r>
+              <w:rPr>
+                <w:rFonts w:ascii="Microsoft YaHei" w:hAnsi="Microsoft YaHei"/>
+                <w:sz w:val="18"/>
+              </w:rPr>
+              <w:t>（上方）</w:t>
+            </w:r>
+          </w:p>
+        </w:tc>
+      </w:tr>
+    </w:tbl>
+    <w:p/>
+    <w:p>
+      <w:pPr>
+        <w:spacing w:before="280" w:after="80" w:line="312" w:lineRule="auto"/>
+      </w:pPr>
+      <w:r>
+        <w:rPr>
+          <w:rFonts w:ascii="Microsoft YaHei" w:hAnsi="Microsoft YaHei"/>
+          <w:b/>
+          <w:color w:val="333333"/>
+          <w:sz w:val="24"/>
+        </w:rPr>
+        <w:t>布林带</w:t>
       </w:r>
     </w:p>
     <w:tbl>
@@ -1017,7 +1888,7 @@
                 <w:color w:val="1A1A1A"/>
                 <w:sz w:val="18"/>
               </w:rPr>
-              <w:t>数据</w:t>
+              <w:t>数值</w:t>
             </w:r>
           </w:p>
         </w:tc>
@@ -1037,7 +1908,7 @@
                 <w:rFonts w:ascii="Microsoft YaHei" w:hAnsi="Microsoft YaHei"/>
                 <w:sz w:val="18"/>
               </w:rPr>
-              <w:t>净流向</w:t>
+              <w:t>布林带上轨</w:t>
             </w:r>
           </w:p>
         </w:tc>
@@ -1057,7 +1928,7 @@
                 <w:color w:val="1A1A1A"/>
                 <w:sz w:val="18"/>
               </w:rPr>
-              <w:t>净流入 +411.44万元</w:t>
+              <w:t>5.94元</w:t>
             </w:r>
           </w:p>
         </w:tc>
@@ -1078,7 +1949,7 @@
                 <w:rFonts w:ascii="Microsoft YaHei" w:hAnsi="Microsoft YaHei"/>
                 <w:sz w:val="18"/>
               </w:rPr>
-              <w:t>资金流入分钟数</w:t>
+              <w:t>布林带下轨</w:t>
             </w:r>
           </w:p>
         </w:tc>
@@ -1095,9 +1966,11 @@
             <w:r>
               <w:rPr>
                 <w:rFonts w:ascii="Microsoft YaHei" w:hAnsi="Microsoft YaHei"/>
+                <w:b/>
+                <w:color w:val="1A1A1A"/>
                 <w:sz w:val="18"/>
               </w:rPr>
-              <w:t>53分钟</w:t>
+              <w:t>5.34元</w:t>
             </w:r>
           </w:p>
         </w:tc>
@@ -1117,7 +1990,7 @@
                 <w:rFonts w:ascii="Microsoft YaHei" w:hAnsi="Microsoft YaHei"/>
                 <w:sz w:val="18"/>
               </w:rPr>
-              <w:t>资金流出分钟数</w:t>
+              <w:t>当前价位置</w:t>
             </w:r>
           </w:p>
         </w:tc>
@@ -1135,99 +2008,22 @@
                 <w:rFonts w:ascii="Microsoft YaHei" w:hAnsi="Microsoft YaHei"/>
                 <w:sz w:val="18"/>
               </w:rPr>
-              <w:t>60分钟</w:t>
+              <w:t xml:space="preserve">接近上轨，距上轨仅 </w:t>
             </w:r>
-          </w:p>
-        </w:tc>
-      </w:tr>
-      <w:tr>
-        <w:tc>
-          <w:tcPr>
-            <w:tcW w:type="dxa" w:w="4533"/>
-            <w:shd w:fill="F8F9FA" w:val="clear"/>
-          </w:tcPr>
-          <w:p>
-            <w:pPr>
-              <w:spacing w:before="40" w:after="40" w:line="288" w:lineRule="auto"/>
-            </w:pPr>
-            <w:r/>
             <w:r>
               <w:rPr>
                 <w:rFonts w:ascii="Microsoft YaHei" w:hAnsi="Microsoft YaHei"/>
+                <w:b/>
+                <w:color w:val="1A1A1A"/>
                 <w:sz w:val="18"/>
               </w:rPr>
-              <w:t>最大单分钟流入</w:t>
-            </w:r>
-          </w:p>
-        </w:tc>
-        <w:tc>
-          <w:tcPr>
-            <w:tcW w:type="dxa" w:w="4533"/>
-            <w:shd w:fill="F8F9FA" w:val="clear"/>
-          </w:tcPr>
-          <w:p>
-            <w:pPr>
-              <w:spacing w:before="40" w:after="40" w:line="288" w:lineRule="auto"/>
-            </w:pPr>
-            <w:r/>
-            <w:r>
-              <w:rPr>
-                <w:rFonts w:ascii="Microsoft YaHei" w:hAnsi="Microsoft YaHei"/>
-                <w:sz w:val="18"/>
-              </w:rPr>
-              <w:t>356.0万元</w:t>
-            </w:r>
-          </w:p>
-        </w:tc>
-      </w:tr>
-      <w:tr>
-        <w:tc>
-          <w:tcPr>
-            <w:tcW w:type="dxa" w:w="4533"/>
-          </w:tcPr>
-          <w:p>
-            <w:pPr>
-              <w:spacing w:before="40" w:after="40" w:line="288" w:lineRule="auto"/>
-            </w:pPr>
-            <w:r/>
-            <w:r>
-              <w:rPr>
-                <w:rFonts w:ascii="Microsoft YaHei" w:hAnsi="Microsoft YaHei"/>
-                <w:sz w:val="18"/>
-              </w:rPr>
-              <w:t>最大单分钟流出</w:t>
-            </w:r>
-          </w:p>
-        </w:tc>
-        <w:tc>
-          <w:tcPr>
-            <w:tcW w:type="dxa" w:w="4533"/>
-          </w:tcPr>
-          <w:p>
-            <w:pPr>
-              <w:spacing w:before="40" w:after="40" w:line="288" w:lineRule="auto"/>
-            </w:pPr>
-            <w:r/>
-            <w:r>
-              <w:rPr>
-                <w:rFonts w:ascii="Microsoft YaHei" w:hAnsi="Microsoft YaHei"/>
-                <w:sz w:val="18"/>
-              </w:rPr>
-              <w:t>365.3万元</w:t>
+              <w:t>1.2%</w:t>
             </w:r>
           </w:p>
         </w:tc>
       </w:tr>
     </w:tbl>
     <w:p/>
-    <w:p>
-      <w:r>
-        <w:rPr>
-          <w:rFonts w:ascii="Microsoft YaHei" w:hAnsi="Microsoft YaHei"/>
-        </w:rPr>
-        <w:t>盘中资金流入与流出分钟数接近（53:60），但净额仍录得正流入，说明有间歇性的大额资金在低位承接。最大单笔流入/流出数值接近，多空博弈较为均衡。</w:t>
-      </w:r>
-    </w:p>
     <w:p>
       <w:pPr>
         <w:spacing w:before="280" w:after="80" w:line="312" w:lineRule="auto"/>
@@ -1239,898 +2035,7 @@
           <w:color w:val="333333"/>
           <w:sz w:val="24"/>
         </w:rPr>
-        <w:t>上一个交易日资金细分</w:t>
-      </w:r>
-    </w:p>
-    <w:tbl>
-      <w:tblPr>
-        <w:tblStyle w:val="TableGrid"/>
-        <w:tblW w:type="auto" w:w="0"/>
-        <w:jc w:val="center"/>
-        <w:tblLayout w:type="autofit"/>
-        <w:tblLook w:firstColumn="1" w:firstRow="1" w:lastColumn="0" w:lastRow="0" w:noHBand="0" w:noVBand="1" w:val="04A0"/>
-      </w:tblPr>
-      <w:tblGrid>
-        <w:gridCol w:w="3022"/>
-        <w:gridCol w:w="3022"/>
-        <w:gridCol w:w="3022"/>
-      </w:tblGrid>
-      <w:tr>
-        <w:tc>
-          <w:tcPr>
-            <w:tcW w:type="dxa" w:w="3022"/>
-            <w:shd w:fill="F6F8FA" w:val="clear"/>
-          </w:tcPr>
-          <w:p>
-            <w:pPr>
-              <w:spacing w:before="40" w:after="40" w:line="288" w:lineRule="auto"/>
-            </w:pPr>
-            <w:r/>
-            <w:r>
-              <w:rPr>
-                <w:rFonts w:ascii="Microsoft YaHei" w:hAnsi="Microsoft YaHei"/>
-                <w:b/>
-                <w:color w:val="1A1A1A"/>
-                <w:sz w:val="18"/>
-              </w:rPr>
-              <w:t>资金类型</w:t>
-            </w:r>
-          </w:p>
-        </w:tc>
-        <w:tc>
-          <w:tcPr>
-            <w:tcW w:type="dxa" w:w="3022"/>
-            <w:shd w:fill="F6F8FA" w:val="clear"/>
-          </w:tcPr>
-          <w:p>
-            <w:pPr>
-              <w:spacing w:before="40" w:after="40" w:line="288" w:lineRule="auto"/>
-            </w:pPr>
-            <w:r/>
-            <w:r>
-              <w:rPr>
-                <w:rFonts w:ascii="Microsoft YaHei" w:hAnsi="Microsoft YaHei"/>
-                <w:b/>
-                <w:color w:val="1A1A1A"/>
-                <w:sz w:val="18"/>
-              </w:rPr>
-              <w:t>净额（元）</w:t>
-            </w:r>
-          </w:p>
-        </w:tc>
-        <w:tc>
-          <w:tcPr>
-            <w:tcW w:type="dxa" w:w="3022"/>
-            <w:shd w:fill="F6F8FA" w:val="clear"/>
-          </w:tcPr>
-          <w:p>
-            <w:pPr>
-              <w:spacing w:before="40" w:after="40" w:line="288" w:lineRule="auto"/>
-            </w:pPr>
-            <w:r/>
-            <w:r>
-              <w:rPr>
-                <w:rFonts w:ascii="Microsoft YaHei" w:hAnsi="Microsoft YaHei"/>
-                <w:b/>
-                <w:color w:val="1A1A1A"/>
-                <w:sz w:val="18"/>
-              </w:rPr>
-              <w:t>方向</w:t>
-            </w:r>
-          </w:p>
-        </w:tc>
-      </w:tr>
-      <w:tr>
-        <w:tc>
-          <w:tcPr>
-            <w:tcW w:type="dxa" w:w="3022"/>
-          </w:tcPr>
-          <w:p>
-            <w:pPr>
-              <w:spacing w:before="40" w:after="40" w:line="288" w:lineRule="auto"/>
-            </w:pPr>
-            <w:r/>
-            <w:r>
-              <w:rPr>
-                <w:rFonts w:ascii="Microsoft YaHei" w:hAnsi="Microsoft YaHei"/>
-                <w:sz w:val="18"/>
-              </w:rPr>
-              <w:t>大单</w:t>
-            </w:r>
-          </w:p>
-        </w:tc>
-        <w:tc>
-          <w:tcPr>
-            <w:tcW w:type="dxa" w:w="3022"/>
-          </w:tcPr>
-          <w:p>
-            <w:pPr>
-              <w:spacing w:before="40" w:after="40" w:line="288" w:lineRule="auto"/>
-            </w:pPr>
-            <w:r/>
-            <w:r>
-              <w:rPr>
-                <w:rFonts w:ascii="Microsoft YaHei" w:hAnsi="Microsoft YaHei"/>
-                <w:b/>
-                <w:color w:val="1A1A1A"/>
-                <w:sz w:val="18"/>
-              </w:rPr>
-              <w:t>+6,685,850</w:t>
-            </w:r>
-          </w:p>
-        </w:tc>
-        <w:tc>
-          <w:tcPr>
-            <w:tcW w:type="dxa" w:w="3022"/>
-          </w:tcPr>
-          <w:p>
-            <w:pPr>
-              <w:spacing w:before="40" w:after="40" w:line="288" w:lineRule="auto"/>
-            </w:pPr>
-            <w:r/>
-            <w:r>
-              <w:rPr>
-                <w:rFonts w:ascii="Microsoft YaHei" w:hAnsi="Microsoft YaHei"/>
-                <w:b/>
-                <w:color w:val="1A1A1A"/>
-                <w:sz w:val="18"/>
-              </w:rPr>
-              <w:t>净流入</w:t>
-            </w:r>
-          </w:p>
-        </w:tc>
-      </w:tr>
-      <w:tr>
-        <w:tc>
-          <w:tcPr>
-            <w:tcW w:type="dxa" w:w="3022"/>
-            <w:shd w:fill="F8F9FA" w:val="clear"/>
-          </w:tcPr>
-          <w:p>
-            <w:pPr>
-              <w:spacing w:before="40" w:after="40" w:line="288" w:lineRule="auto"/>
-            </w:pPr>
-            <w:r/>
-            <w:r>
-              <w:rPr>
-                <w:rFonts w:ascii="Microsoft YaHei" w:hAnsi="Microsoft YaHei"/>
-                <w:sz w:val="18"/>
-              </w:rPr>
-              <w:t>中单</w:t>
-            </w:r>
-          </w:p>
-        </w:tc>
-        <w:tc>
-          <w:tcPr>
-            <w:tcW w:type="dxa" w:w="3022"/>
-            <w:shd w:fill="F8F9FA" w:val="clear"/>
-          </w:tcPr>
-          <w:p>
-            <w:pPr>
-              <w:spacing w:before="40" w:after="40" w:line="288" w:lineRule="auto"/>
-            </w:pPr>
-            <w:r/>
-            <w:r>
-              <w:rPr>
-                <w:rFonts w:ascii="Microsoft YaHei" w:hAnsi="Microsoft YaHei"/>
-                <w:sz w:val="18"/>
-              </w:rPr>
-              <w:t>-1,442,841</w:t>
-            </w:r>
-          </w:p>
-        </w:tc>
-        <w:tc>
-          <w:tcPr>
-            <w:tcW w:type="dxa" w:w="3022"/>
-            <w:shd w:fill="F8F9FA" w:val="clear"/>
-          </w:tcPr>
-          <w:p>
-            <w:pPr>
-              <w:spacing w:before="40" w:after="40" w:line="288" w:lineRule="auto"/>
-            </w:pPr>
-            <w:r/>
-            <w:r>
-              <w:rPr>
-                <w:rFonts w:ascii="Microsoft YaHei" w:hAnsi="Microsoft YaHei"/>
-                <w:sz w:val="18"/>
-              </w:rPr>
-              <w:t>净流出</w:t>
-            </w:r>
-          </w:p>
-        </w:tc>
-      </w:tr>
-      <w:tr>
-        <w:tc>
-          <w:tcPr>
-            <w:tcW w:type="dxa" w:w="3022"/>
-          </w:tcPr>
-          <w:p>
-            <w:pPr>
-              <w:spacing w:before="40" w:after="40" w:line="288" w:lineRule="auto"/>
-            </w:pPr>
-            <w:r/>
-            <w:r>
-              <w:rPr>
-                <w:rFonts w:ascii="Microsoft YaHei" w:hAnsi="Microsoft YaHei"/>
-                <w:sz w:val="18"/>
-              </w:rPr>
-              <w:t>小单</w:t>
-            </w:r>
-          </w:p>
-        </w:tc>
-        <w:tc>
-          <w:tcPr>
-            <w:tcW w:type="dxa" w:w="3022"/>
-          </w:tcPr>
-          <w:p>
-            <w:pPr>
-              <w:spacing w:before="40" w:after="40" w:line="288" w:lineRule="auto"/>
-            </w:pPr>
-            <w:r/>
-            <w:r>
-              <w:rPr>
-                <w:rFonts w:ascii="Microsoft YaHei" w:hAnsi="Microsoft YaHei"/>
-                <w:sz w:val="18"/>
-              </w:rPr>
-              <w:t>-1,141,563</w:t>
-            </w:r>
-          </w:p>
-        </w:tc>
-        <w:tc>
-          <w:tcPr>
-            <w:tcW w:type="dxa" w:w="3022"/>
-          </w:tcPr>
-          <w:p>
-            <w:pPr>
-              <w:spacing w:before="40" w:after="40" w:line="288" w:lineRule="auto"/>
-            </w:pPr>
-            <w:r/>
-            <w:r>
-              <w:rPr>
-                <w:rFonts w:ascii="Microsoft YaHei" w:hAnsi="Microsoft YaHei"/>
-                <w:sz w:val="18"/>
-              </w:rPr>
-              <w:t>净流出</w:t>
-            </w:r>
-          </w:p>
-        </w:tc>
-      </w:tr>
-      <w:tr>
-        <w:tc>
-          <w:tcPr>
-            <w:tcW w:type="dxa" w:w="3022"/>
-            <w:shd w:fill="F8F9FA" w:val="clear"/>
-          </w:tcPr>
-          <w:p>
-            <w:pPr>
-              <w:spacing w:before="40" w:after="40" w:line="288" w:lineRule="auto"/>
-            </w:pPr>
-            <w:r/>
-            <w:r>
-              <w:rPr>
-                <w:rFonts w:ascii="Microsoft YaHei" w:hAnsi="Microsoft YaHei"/>
-                <w:b/>
-                <w:color w:val="1A1A1A"/>
-                <w:sz w:val="18"/>
-              </w:rPr>
-              <w:t>合计</w:t>
-            </w:r>
-          </w:p>
-        </w:tc>
-        <w:tc>
-          <w:tcPr>
-            <w:tcW w:type="dxa" w:w="3022"/>
-            <w:shd w:fill="F8F9FA" w:val="clear"/>
-          </w:tcPr>
-          <w:p>
-            <w:pPr>
-              <w:spacing w:before="40" w:after="40" w:line="288" w:lineRule="auto"/>
-            </w:pPr>
-            <w:r/>
-            <w:r>
-              <w:rPr>
-                <w:rFonts w:ascii="Microsoft YaHei" w:hAnsi="Microsoft YaHei"/>
-                <w:b/>
-                <w:color w:val="1A1A1A"/>
-                <w:sz w:val="18"/>
-              </w:rPr>
-              <w:t>+4,101,446</w:t>
-            </w:r>
-          </w:p>
-        </w:tc>
-        <w:tc>
-          <w:tcPr>
-            <w:tcW w:type="dxa" w:w="3022"/>
-            <w:shd w:fill="F8F9FA" w:val="clear"/>
-          </w:tcPr>
-          <w:p>
-            <w:pPr>
-              <w:spacing w:before="40" w:after="40" w:line="288" w:lineRule="auto"/>
-            </w:pPr>
-            <w:r/>
-            <w:r>
-              <w:rPr>
-                <w:rFonts w:ascii="Microsoft YaHei" w:hAnsi="Microsoft YaHei"/>
-                <w:b/>
-                <w:color w:val="1A1A1A"/>
-                <w:sz w:val="18"/>
-              </w:rPr>
-              <w:t>净流入</w:t>
-            </w:r>
-          </w:p>
-        </w:tc>
-      </w:tr>
-    </w:tbl>
-    <w:p/>
-    <w:p>
-      <w:r>
-        <w:rPr>
-          <w:rFonts w:ascii="Microsoft YaHei" w:hAnsi="Microsoft YaHei"/>
-        </w:rPr>
-        <w:t xml:space="preserve">上一个交易日大单净流入 </w:t>
-      </w:r>
-      <w:r>
-        <w:rPr>
-          <w:rFonts w:ascii="Microsoft YaHei" w:hAnsi="Microsoft YaHei"/>
-          <w:b/>
-          <w:color w:val="1A1A1A"/>
-        </w:rPr>
-        <w:t>668.59万元</w:t>
-      </w:r>
-      <w:r>
-        <w:rPr>
-          <w:rFonts w:ascii="Microsoft YaHei" w:hAnsi="Microsoft YaHei"/>
-        </w:rPr>
-        <w:t>，而中单和小单均为净流出，呈现</w:t>
-      </w:r>
-      <w:r>
-        <w:rPr>
-          <w:rFonts w:ascii="Microsoft YaHei" w:hAnsi="Microsoft YaHei"/>
-          <w:b/>
-          <w:color w:val="1A1A1A"/>
-        </w:rPr>
-        <w:t>"大单吸筹、散户卖出"</w:t>
-      </w:r>
-      <w:r>
-        <w:rPr>
-          <w:rFonts w:ascii="Microsoft YaHei" w:hAnsi="Microsoft YaHei"/>
-        </w:rPr>
-        <w:t xml:space="preserve">的典型主力资金运作格局。今日这一趋势延续，盘中继续录得净流入 </w:t>
-      </w:r>
-      <w:r>
-        <w:rPr>
-          <w:rFonts w:ascii="Microsoft YaHei" w:hAnsi="Microsoft YaHei"/>
-          <w:b/>
-          <w:color w:val="1A1A1A"/>
-        </w:rPr>
-        <w:t>411万元</w:t>
-      </w:r>
-      <w:r>
-        <w:rPr>
-          <w:rFonts w:ascii="Microsoft YaHei" w:hAnsi="Microsoft YaHei"/>
-        </w:rPr>
-        <w:t>。</w:t>
-      </w:r>
-    </w:p>
-    <w:p>
-      <w:pPr>
-        <w:spacing w:before="240" w:after="240"/>
-        <w:pBdr>
-          <w:bottom w:val="single" w:sz="4" w:space="1" w:color="D0D7DE"/>
-        </w:pBdr>
-      </w:pPr>
-    </w:p>
-    <w:p>
-      <w:pPr>
-        <w:spacing w:before="360" w:after="80" w:line="288" w:lineRule="auto"/>
-        <w:pBdr>
-          <w:bottom w:val="single" w:sz="4" w:space="4" w:color="D0D7DE"/>
-        </w:pBdr>
-      </w:pPr>
-      <w:r>
-        <w:rPr>
-          <w:rFonts w:ascii="Microsoft YaHei" w:hAnsi="Microsoft YaHei"/>
-          <w:b/>
-          <w:color w:val="1A1A1A"/>
-          <w:sz w:val="28"/>
-        </w:rPr>
-        <w:t>技术面</w:t>
-      </w:r>
-    </w:p>
-    <w:p>
-      <w:pPr>
-        <w:spacing w:before="280" w:after="80" w:line="312" w:lineRule="auto"/>
-      </w:pPr>
-      <w:r>
-        <w:rPr>
-          <w:rFonts w:ascii="Microsoft YaHei" w:hAnsi="Microsoft YaHei"/>
-          <w:b/>
-          <w:color w:val="333333"/>
-          <w:sz w:val="24"/>
-        </w:rPr>
-        <w:t>均线与布林带位置</w:t>
-      </w:r>
-    </w:p>
-    <w:tbl>
-      <w:tblPr>
-        <w:tblStyle w:val="TableGrid"/>
-        <w:tblW w:type="auto" w:w="0"/>
-        <w:jc w:val="center"/>
-        <w:tblLayout w:type="autofit"/>
-        <w:tblLook w:firstColumn="1" w:firstRow="1" w:lastColumn="0" w:lastRow="0" w:noHBand="0" w:noVBand="1" w:val="04A0"/>
-      </w:tblPr>
-      <w:tblGrid>
-        <w:gridCol w:w="3022"/>
-        <w:gridCol w:w="3022"/>
-        <w:gridCol w:w="3022"/>
-      </w:tblGrid>
-      <w:tr>
-        <w:tc>
-          <w:tcPr>
-            <w:tcW w:type="dxa" w:w="3022"/>
-            <w:shd w:fill="F6F8FA" w:val="clear"/>
-          </w:tcPr>
-          <w:p>
-            <w:pPr>
-              <w:spacing w:before="40" w:after="40" w:line="288" w:lineRule="auto"/>
-            </w:pPr>
-            <w:r/>
-            <w:r>
-              <w:rPr>
-                <w:rFonts w:ascii="Microsoft YaHei" w:hAnsi="Microsoft YaHei"/>
-                <w:b/>
-                <w:color w:val="1A1A1A"/>
-                <w:sz w:val="18"/>
-              </w:rPr>
-              <w:t>技术指标</w:t>
-            </w:r>
-          </w:p>
-        </w:tc>
-        <w:tc>
-          <w:tcPr>
-            <w:tcW w:type="dxa" w:w="3022"/>
-            <w:shd w:fill="F6F8FA" w:val="clear"/>
-          </w:tcPr>
-          <w:p>
-            <w:pPr>
-              <w:spacing w:before="40" w:after="40" w:line="288" w:lineRule="auto"/>
-            </w:pPr>
-            <w:r/>
-            <w:r>
-              <w:rPr>
-                <w:rFonts w:ascii="Microsoft YaHei" w:hAnsi="Microsoft YaHei"/>
-                <w:b/>
-                <w:color w:val="1A1A1A"/>
-                <w:sz w:val="18"/>
-              </w:rPr>
-              <w:t>价位</w:t>
-            </w:r>
-          </w:p>
-        </w:tc>
-        <w:tc>
-          <w:tcPr>
-            <w:tcW w:type="dxa" w:w="3022"/>
-            <w:shd w:fill="F6F8FA" w:val="clear"/>
-          </w:tcPr>
-          <w:p>
-            <w:pPr>
-              <w:spacing w:before="40" w:after="40" w:line="288" w:lineRule="auto"/>
-            </w:pPr>
-            <w:r/>
-            <w:r>
-              <w:rPr>
-                <w:rFonts w:ascii="Microsoft YaHei" w:hAnsi="Microsoft YaHei"/>
-                <w:b/>
-                <w:color w:val="1A1A1A"/>
-                <w:sz w:val="18"/>
-              </w:rPr>
-              <w:t>偏离度</w:t>
-            </w:r>
-          </w:p>
-        </w:tc>
-      </w:tr>
-      <w:tr>
-        <w:tc>
-          <w:tcPr>
-            <w:tcW w:type="dxa" w:w="3022"/>
-          </w:tcPr>
-          <w:p>
-            <w:pPr>
-              <w:spacing w:before="40" w:after="40" w:line="288" w:lineRule="auto"/>
-            </w:pPr>
-            <w:r/>
-            <w:r>
-              <w:rPr>
-                <w:rFonts w:ascii="Microsoft YaHei" w:hAnsi="Microsoft YaHei"/>
-                <w:sz w:val="18"/>
-              </w:rPr>
-              <w:t>当前价</w:t>
-            </w:r>
-          </w:p>
-        </w:tc>
-        <w:tc>
-          <w:tcPr>
-            <w:tcW w:type="dxa" w:w="3022"/>
-          </w:tcPr>
-          <w:p>
-            <w:pPr>
-              <w:spacing w:before="40" w:after="40" w:line="288" w:lineRule="auto"/>
-            </w:pPr>
-            <w:r/>
-            <w:r>
-              <w:rPr>
-                <w:rFonts w:ascii="Microsoft YaHei" w:hAnsi="Microsoft YaHei"/>
-                <w:b/>
-                <w:color w:val="1A1A1A"/>
-                <w:sz w:val="18"/>
-              </w:rPr>
-              <w:t>5.87</w:t>
-            </w:r>
-          </w:p>
-        </w:tc>
-        <w:tc>
-          <w:tcPr>
-            <w:tcW w:type="dxa" w:w="3022"/>
-          </w:tcPr>
-          <w:p>
-            <w:pPr>
-              <w:spacing w:before="40" w:after="40" w:line="288" w:lineRule="auto"/>
-            </w:pPr>
-            <w:r/>
-            <w:r>
-              <w:rPr>
-                <w:rFonts w:ascii="Microsoft YaHei" w:hAnsi="Microsoft YaHei"/>
-                <w:sz w:val="18"/>
-              </w:rPr>
-              <w:t>—</w:t>
-            </w:r>
-          </w:p>
-        </w:tc>
-      </w:tr>
-      <w:tr>
-        <w:tc>
-          <w:tcPr>
-            <w:tcW w:type="dxa" w:w="3022"/>
-            <w:shd w:fill="F8F9FA" w:val="clear"/>
-          </w:tcPr>
-          <w:p>
-            <w:pPr>
-              <w:spacing w:before="40" w:after="40" w:line="288" w:lineRule="auto"/>
-            </w:pPr>
-            <w:r/>
-            <w:r>
-              <w:rPr>
-                <w:rFonts w:ascii="Microsoft YaHei" w:hAnsi="Microsoft YaHei"/>
-                <w:sz w:val="18"/>
-              </w:rPr>
-              <w:t>MA5</w:t>
-            </w:r>
-          </w:p>
-        </w:tc>
-        <w:tc>
-          <w:tcPr>
-            <w:tcW w:type="dxa" w:w="3022"/>
-            <w:shd w:fill="F8F9FA" w:val="clear"/>
-          </w:tcPr>
-          <w:p>
-            <w:pPr>
-              <w:spacing w:before="40" w:after="40" w:line="288" w:lineRule="auto"/>
-            </w:pPr>
-            <w:r/>
-            <w:r>
-              <w:rPr>
-                <w:rFonts w:ascii="Microsoft YaHei" w:hAnsi="Microsoft YaHei"/>
-                <w:sz w:val="18"/>
-              </w:rPr>
-              <w:t>5.73</w:t>
-            </w:r>
-          </w:p>
-        </w:tc>
-        <w:tc>
-          <w:tcPr>
-            <w:tcW w:type="dxa" w:w="3022"/>
-            <w:shd w:fill="F8F9FA" w:val="clear"/>
-          </w:tcPr>
-          <w:p>
-            <w:pPr>
-              <w:spacing w:before="40" w:after="40" w:line="288" w:lineRule="auto"/>
-            </w:pPr>
-            <w:r/>
-            <w:r>
-              <w:rPr>
-                <w:rFonts w:ascii="Microsoft YaHei" w:hAnsi="Microsoft YaHei"/>
-                <w:sz w:val="18"/>
-              </w:rPr>
-              <w:t xml:space="preserve">上方 </w:t>
-            </w:r>
-            <w:r>
-              <w:rPr>
-                <w:rFonts w:ascii="Microsoft YaHei" w:hAnsi="Microsoft YaHei"/>
-                <w:b/>
-                <w:color w:val="1A1A1A"/>
-                <w:sz w:val="18"/>
-              </w:rPr>
-              <w:t>+2.4%</w:t>
-            </w:r>
-          </w:p>
-        </w:tc>
-      </w:tr>
-      <w:tr>
-        <w:tc>
-          <w:tcPr>
-            <w:tcW w:type="dxa" w:w="3022"/>
-          </w:tcPr>
-          <w:p>
-            <w:pPr>
-              <w:spacing w:before="40" w:after="40" w:line="288" w:lineRule="auto"/>
-            </w:pPr>
-            <w:r/>
-            <w:r>
-              <w:rPr>
-                <w:rFonts w:ascii="Microsoft YaHei" w:hAnsi="Microsoft YaHei"/>
-                <w:sz w:val="18"/>
-              </w:rPr>
-              <w:t>MA10</w:t>
-            </w:r>
-          </w:p>
-        </w:tc>
-        <w:tc>
-          <w:tcPr>
-            <w:tcW w:type="dxa" w:w="3022"/>
-          </w:tcPr>
-          <w:p>
-            <w:pPr>
-              <w:spacing w:before="40" w:after="40" w:line="288" w:lineRule="auto"/>
-            </w:pPr>
-            <w:r/>
-            <w:r>
-              <w:rPr>
-                <w:rFonts w:ascii="Microsoft YaHei" w:hAnsi="Microsoft YaHei"/>
-                <w:sz w:val="18"/>
-              </w:rPr>
-              <w:t>5.73</w:t>
-            </w:r>
-          </w:p>
-        </w:tc>
-        <w:tc>
-          <w:tcPr>
-            <w:tcW w:type="dxa" w:w="3022"/>
-          </w:tcPr>
-          <w:p>
-            <w:pPr>
-              <w:spacing w:before="40" w:after="40" w:line="288" w:lineRule="auto"/>
-            </w:pPr>
-            <w:r/>
-            <w:r>
-              <w:rPr>
-                <w:rFonts w:ascii="Microsoft YaHei" w:hAnsi="Microsoft YaHei"/>
-                <w:sz w:val="18"/>
-              </w:rPr>
-              <w:t xml:space="preserve">上方 </w:t>
-            </w:r>
-            <w:r>
-              <w:rPr>
-                <w:rFonts w:ascii="Microsoft YaHei" w:hAnsi="Microsoft YaHei"/>
-                <w:b/>
-                <w:color w:val="1A1A1A"/>
-                <w:sz w:val="18"/>
-              </w:rPr>
-              <w:t>+2.4%</w:t>
-            </w:r>
-          </w:p>
-        </w:tc>
-      </w:tr>
-      <w:tr>
-        <w:tc>
-          <w:tcPr>
-            <w:tcW w:type="dxa" w:w="3022"/>
-            <w:shd w:fill="F8F9FA" w:val="clear"/>
-          </w:tcPr>
-          <w:p>
-            <w:pPr>
-              <w:spacing w:before="40" w:after="40" w:line="288" w:lineRule="auto"/>
-            </w:pPr>
-            <w:r/>
-            <w:r>
-              <w:rPr>
-                <w:rFonts w:ascii="Microsoft YaHei" w:hAnsi="Microsoft YaHei"/>
-                <w:sz w:val="18"/>
-              </w:rPr>
-              <w:t>MA20 / 布林中轨</w:t>
-            </w:r>
-          </w:p>
-        </w:tc>
-        <w:tc>
-          <w:tcPr>
-            <w:tcW w:type="dxa" w:w="3022"/>
-            <w:shd w:fill="F8F9FA" w:val="clear"/>
-          </w:tcPr>
-          <w:p>
-            <w:pPr>
-              <w:spacing w:before="40" w:after="40" w:line="288" w:lineRule="auto"/>
-            </w:pPr>
-            <w:r/>
-            <w:r>
-              <w:rPr>
-                <w:rFonts w:ascii="Microsoft YaHei" w:hAnsi="Microsoft YaHei"/>
-                <w:sz w:val="18"/>
-              </w:rPr>
-              <w:t>5.64</w:t>
-            </w:r>
-          </w:p>
-        </w:tc>
-        <w:tc>
-          <w:tcPr>
-            <w:tcW w:type="dxa" w:w="3022"/>
-            <w:shd w:fill="F8F9FA" w:val="clear"/>
-          </w:tcPr>
-          <w:p>
-            <w:pPr>
-              <w:spacing w:before="40" w:after="40" w:line="288" w:lineRule="auto"/>
-            </w:pPr>
-            <w:r/>
-            <w:r>
-              <w:rPr>
-                <w:rFonts w:ascii="Microsoft YaHei" w:hAnsi="Microsoft YaHei"/>
-                <w:sz w:val="18"/>
-              </w:rPr>
-              <w:t xml:space="preserve">上方 </w:t>
-            </w:r>
-            <w:r>
-              <w:rPr>
-                <w:rFonts w:ascii="Microsoft YaHei" w:hAnsi="Microsoft YaHei"/>
-                <w:b/>
-                <w:color w:val="1A1A1A"/>
-                <w:sz w:val="18"/>
-              </w:rPr>
-              <w:t>+4.1%</w:t>
-            </w:r>
-          </w:p>
-        </w:tc>
-      </w:tr>
-      <w:tr>
-        <w:tc>
-          <w:tcPr>
-            <w:tcW w:type="dxa" w:w="3022"/>
-          </w:tcPr>
-          <w:p>
-            <w:pPr>
-              <w:spacing w:before="40" w:after="40" w:line="288" w:lineRule="auto"/>
-            </w:pPr>
-            <w:r/>
-            <w:r>
-              <w:rPr>
-                <w:rFonts w:ascii="Microsoft YaHei" w:hAnsi="Microsoft YaHei"/>
-                <w:sz w:val="18"/>
-              </w:rPr>
-              <w:t>布林带上轨</w:t>
-            </w:r>
-          </w:p>
-        </w:tc>
-        <w:tc>
-          <w:tcPr>
-            <w:tcW w:type="dxa" w:w="3022"/>
-          </w:tcPr>
-          <w:p>
-            <w:pPr>
-              <w:spacing w:before="40" w:after="40" w:line="288" w:lineRule="auto"/>
-            </w:pPr>
-            <w:r/>
-            <w:r>
-              <w:rPr>
-                <w:rFonts w:ascii="Microsoft YaHei" w:hAnsi="Microsoft YaHei"/>
-                <w:sz w:val="18"/>
-              </w:rPr>
-              <w:t>5.94</w:t>
-            </w:r>
-          </w:p>
-        </w:tc>
-        <w:tc>
-          <w:tcPr>
-            <w:tcW w:type="dxa" w:w="3022"/>
-          </w:tcPr>
-          <w:p>
-            <w:pPr>
-              <w:spacing w:before="40" w:after="40" w:line="288" w:lineRule="auto"/>
-            </w:pPr>
-            <w:r/>
-            <w:r>
-              <w:rPr>
-                <w:rFonts w:ascii="Microsoft YaHei" w:hAnsi="Microsoft YaHei"/>
-                <w:sz w:val="18"/>
-              </w:rPr>
-              <w:t xml:space="preserve">下方 </w:t>
-            </w:r>
-            <w:r>
-              <w:rPr>
-                <w:rFonts w:ascii="Microsoft YaHei" w:hAnsi="Microsoft YaHei"/>
-                <w:b/>
-                <w:color w:val="1A1A1A"/>
-                <w:sz w:val="18"/>
-              </w:rPr>
-              <w:t>-1.18%</w:t>
-            </w:r>
-          </w:p>
-        </w:tc>
-      </w:tr>
-      <w:tr>
-        <w:tc>
-          <w:tcPr>
-            <w:tcW w:type="dxa" w:w="3022"/>
-            <w:shd w:fill="F8F9FA" w:val="clear"/>
-          </w:tcPr>
-          <w:p>
-            <w:pPr>
-              <w:spacing w:before="40" w:after="40" w:line="288" w:lineRule="auto"/>
-            </w:pPr>
-            <w:r/>
-            <w:r>
-              <w:rPr>
-                <w:rFonts w:ascii="Microsoft YaHei" w:hAnsi="Microsoft YaHei"/>
-                <w:sz w:val="18"/>
-              </w:rPr>
-              <w:t>布林带下轨</w:t>
-            </w:r>
-          </w:p>
-        </w:tc>
-        <w:tc>
-          <w:tcPr>
-            <w:tcW w:type="dxa" w:w="3022"/>
-            <w:shd w:fill="F8F9FA" w:val="clear"/>
-          </w:tcPr>
-          <w:p>
-            <w:pPr>
-              <w:spacing w:before="40" w:after="40" w:line="288" w:lineRule="auto"/>
-            </w:pPr>
-            <w:r/>
-            <w:r>
-              <w:rPr>
-                <w:rFonts w:ascii="Microsoft YaHei" w:hAnsi="Microsoft YaHei"/>
-                <w:sz w:val="18"/>
-              </w:rPr>
-              <w:t>5.34</w:t>
-            </w:r>
-          </w:p>
-        </w:tc>
-        <w:tc>
-          <w:tcPr>
-            <w:tcW w:type="dxa" w:w="3022"/>
-            <w:shd w:fill="F8F9FA" w:val="clear"/>
-          </w:tcPr>
-          <w:p>
-            <w:pPr>
-              <w:spacing w:before="40" w:after="40" w:line="288" w:lineRule="auto"/>
-            </w:pPr>
-            <w:r/>
-            <w:r>
-              <w:rPr>
-                <w:rFonts w:ascii="Microsoft YaHei" w:hAnsi="Microsoft YaHei"/>
-                <w:sz w:val="18"/>
-              </w:rPr>
-              <w:t xml:space="preserve">上方 </w:t>
-            </w:r>
-            <w:r>
-              <w:rPr>
-                <w:rFonts w:ascii="Microsoft YaHei" w:hAnsi="Microsoft YaHei"/>
-                <w:b/>
-                <w:color w:val="1A1A1A"/>
-                <w:sz w:val="18"/>
-              </w:rPr>
-              <w:t>+9.9%</w:t>
-            </w:r>
-          </w:p>
-        </w:tc>
-      </w:tr>
-    </w:tbl>
-    <w:p/>
-    <w:p>
-      <w:r>
-        <w:rPr>
-          <w:rFonts w:ascii="Microsoft YaHei" w:hAnsi="Microsoft YaHei"/>
-          <w:b/>
-          <w:color w:val="1A1A1A"/>
-        </w:rPr>
-        <w:t>技术研判：</w:t>
+        <w:t>技术研判</w:t>
       </w:r>
     </w:p>
     <w:p>
@@ -2141,7 +2046,7 @@
         <w:rPr>
           <w:rFonts w:ascii="Microsoft YaHei" w:hAnsi="Microsoft YaHei"/>
         </w:rPr>
-        <w:t>当前价格</w:t>
+        <w:t xml:space="preserve">股价站稳 </w:t>
       </w:r>
       <w:r>
         <w:rPr>
@@ -2149,13 +2054,60 @@
           <w:b/>
           <w:color w:val="1A1A1A"/>
         </w:rPr>
-        <w:t>站上所有短期均线</w:t>
+        <w:t>MA5（5.73）</w:t>
       </w:r>
       <w:r>
         <w:rPr>
           <w:rFonts w:ascii="Microsoft YaHei" w:hAnsi="Microsoft YaHei"/>
         </w:rPr>
-        <w:t>（MA5、MA10、MA20呈现多头排列），短线趋势偏正面</w:t>
+        <w:t xml:space="preserve"> 和 </w:t>
+      </w:r>
+      <w:r>
+        <w:rPr>
+          <w:rFonts w:ascii="Microsoft YaHei" w:hAnsi="Microsoft YaHei"/>
+          <w:b/>
+          <w:color w:val="1A1A1A"/>
+        </w:rPr>
+        <w:t>MA10（5.73）</w:t>
+      </w:r>
+      <w:r>
+        <w:rPr>
+          <w:rFonts w:ascii="Microsoft YaHei" w:hAnsi="Microsoft YaHei"/>
+        </w:rPr>
+        <w:t>，短期均线形成有效支撑</w:t>
+      </w:r>
+    </w:p>
+    <w:p>
+      <w:pPr>
+        <w:pStyle w:val="ListBullet"/>
+      </w:pPr>
+      <w:r>
+        <w:rPr>
+          <w:rFonts w:ascii="Microsoft YaHei" w:hAnsi="Microsoft YaHei"/>
+          <w:b/>
+          <w:color w:val="1A1A1A"/>
+        </w:rPr>
+        <w:t>MA20（5.64）</w:t>
+      </w:r>
+      <w:r>
+        <w:rPr>
+          <w:rFonts w:ascii="Microsoft YaHei" w:hAnsi="Microsoft YaHei"/>
+        </w:rPr>
+        <w:t xml:space="preserve"> 构成中期支撑，当前溢价 </w:t>
+      </w:r>
+      <w:r>
+        <w:rPr>
+          <w:rFonts w:ascii="Microsoft YaHei" w:hAnsi="Microsoft YaHei"/>
+          <w:b/>
+          <w:color w:val="1A1A1A"/>
+        </w:rPr>
+        <w:t>4.1%</w:t>
+      </w:r>
+      <w:r>
+        <w:rPr>
+          <w:rFonts w:ascii="Microsoft YaHei" w:hAnsi="Microsoft YaHei"/>
+        </w:rPr>
+        <w:t>，多头排列格局保持完好</w:t>
       </w:r>
     </w:p>
     <w:p>
@@ -2166,7 +2118,7 @@
         <w:rPr>
           <w:rFonts w:ascii="Microsoft YaHei" w:hAnsi="Microsoft YaHei"/>
         </w:rPr>
-        <w:t>价格处于布林带</w:t>
+        <w:t xml:space="preserve">股价已运行至布林带上轨 </w:t>
       </w:r>
       <w:r>
         <w:rPr>
@@ -2174,24 +2126,13 @@
           <w:b/>
           <w:color w:val="1A1A1A"/>
         </w:rPr>
-        <w:t>中轨与上轨之间</w:t>
+        <w:t>5.94元</w:t>
       </w:r>
       <w:r>
         <w:rPr>
           <w:rFonts w:ascii="Microsoft YaHei" w:hAnsi="Microsoft YaHei"/>
         </w:rPr>
-        <w:t>，属强势运行区间</w:t>
-      </w:r>
-    </w:p>
-    <w:p>
-      <w:pPr>
-        <w:pStyle w:val="ListBullet"/>
-      </w:pPr>
-      <w:r>
-        <w:rPr>
-          <w:rFonts w:ascii="Microsoft YaHei" w:hAnsi="Microsoft YaHei"/>
-        </w:rPr>
-        <w:t>距布林带上轨（5.94元）仅一步之遥，</w:t>
+        <w:t xml:space="preserve"> 附近，存在一定的</w:t>
       </w:r>
       <w:r>
         <w:rPr>
@@ -2199,24 +2140,13 @@
           <w:b/>
           <w:color w:val="1A1A1A"/>
         </w:rPr>
-        <w:t>+4.1%的乖离率</w:t>
+        <w:t>上轨压力</w:t>
       </w:r>
       <w:r>
         <w:rPr>
           <w:rFonts w:ascii="Microsoft YaHei" w:hAnsi="Microsoft YaHei"/>
         </w:rPr>
-        <w:t>已不算低，短期若无法放量突破上轨，存在回踩中轨（5.64元）的技术性调整压力</w:t>
-      </w:r>
-    </w:p>
-    <w:p>
-      <w:pPr>
-        <w:pStyle w:val="ListBullet"/>
-      </w:pPr>
-      <w:r>
-        <w:rPr>
-          <w:rFonts w:ascii="Microsoft YaHei" w:hAnsi="Microsoft YaHei"/>
-        </w:rPr>
-        <w:t xml:space="preserve">今日最高探至 </w:t>
+        <w:t xml:space="preserve">，但盘中最高已触及 </w:t>
       </w:r>
       <w:r>
         <w:rPr>
@@ -2230,125 +2160,18 @@
         <w:rPr>
           <w:rFonts w:ascii="Microsoft YaHei" w:hAnsi="Microsoft YaHei"/>
         </w:rPr>
-        <w:t>，已刺穿上轨，但未能站稳，说明上方存在一定阻力</w:t>
+        <w:t>，说明多头有试探性上攻动作</w:t>
       </w:r>
     </w:p>
     <w:p>
       <w:pPr>
-        <w:spacing w:before="240" w:after="240"/>
-        <w:pBdr>
-          <w:bottom w:val="single" w:sz="4" w:space="1" w:color="D0D7DE"/>
-        </w:pBdr>
-      </w:pPr>
-    </w:p>
-    <w:p>
-      <w:pPr>
-        <w:spacing w:before="360" w:after="80" w:line="288" w:lineRule="auto"/>
-        <w:pBdr>
-          <w:bottom w:val="single" w:sz="4" w:space="4" w:color="D0D7DE"/>
-        </w:pBdr>
+        <w:pStyle w:val="ListBullet"/>
       </w:pPr>
       <w:r>
         <w:rPr>
           <w:rFonts w:ascii="Microsoft YaHei" w:hAnsi="Microsoft YaHei"/>
-          <w:b/>
-          <w:color w:val="1A1A1A"/>
-          <w:sz w:val="28"/>
         </w:rPr>
-        <w:t>新闻资讯</w:t>
-      </w:r>
-    </w:p>
-    <w:p>
-      <w:pPr>
-        <w:spacing w:before="280" w:after="80" w:line="312" w:lineRule="auto"/>
-      </w:pPr>
-      <w:r>
-        <w:rPr>
-          <w:rFonts w:ascii="Microsoft YaHei" w:hAnsi="Microsoft YaHei"/>
-          <w:b/>
-          <w:color w:val="333333"/>
-          <w:sz w:val="24"/>
-        </w:rPr>
-        <w:t>今日市场快讯</w:t>
-      </w:r>
-    </w:p>
-    <w:p>
-      <w:pPr>
-        <w:pStyle w:val="ListNumber"/>
-      </w:pPr>
-      <w:r>
-        <w:rPr>
-          <w:rFonts w:ascii="Microsoft YaHei" w:hAnsi="Microsoft YaHei"/>
-          <w:b/>
-          <w:color w:val="1A1A1A"/>
-        </w:rPr>
-        <w:t>三大指数翻红，消费板块领涨</w:t>
-      </w:r>
-      <w:r>
-        <w:rPr>
-          <w:rFonts w:ascii="Microsoft YaHei" w:hAnsi="Microsoft YaHei"/>
-        </w:rPr>
-        <w:t>（10:30）——今日早盘市场探底回升，食品饮料、教育等泛消费方向涨幅居前，该消息对餐饮、食品行业整体构成情绪支撑。</w:t>
-      </w:r>
-    </w:p>
-    <w:p>
-      <w:pPr>
-        <w:pStyle w:val="ListNumber"/>
-      </w:pPr>
-      <w:r>
-        <w:rPr>
-          <w:rFonts w:ascii="Microsoft YaHei" w:hAnsi="Microsoft YaHei"/>
-          <w:b/>
-          <w:color w:val="1A1A1A"/>
-        </w:rPr>
-        <w:t>食品饮料板块大涨+2.57%</w:t>
-      </w:r>
-      <w:r>
-        <w:rPr>
-          <w:rFonts w:ascii="Microsoft YaHei" w:hAnsi="Microsoft YaHei"/>
-        </w:rPr>
-        <w:t>——驱动因素为原奶周期向好、龙头竞争格局改善等基本面利好。虽然西安饮食主营为餐饮而非乳业，但板块联动效应下，消费类个股整体情绪改善。</w:t>
-      </w:r>
-    </w:p>
-    <w:p>
-      <w:pPr>
-        <w:pStyle w:val="ListNumber"/>
-      </w:pPr>
-      <w:r>
-        <w:rPr>
-          <w:rFonts w:ascii="Microsoft YaHei" w:hAnsi="Microsoft YaHei"/>
-          <w:b/>
-          <w:color w:val="1A1A1A"/>
-        </w:rPr>
-        <w:t>上一交易日旅游酒店概念异动拉升</w:t>
-      </w:r>
-      <w:r>
-        <w:rPr>
-          <w:rFonts w:ascii="Microsoft YaHei" w:hAnsi="Microsoft YaHei"/>
-        </w:rPr>
-        <w:t>（07-28）——华天酒店涨停，显示酒店餐饮板块曾受到资金关注，但今日该板块整体回调，西安饮食未能延续强势。</w:t>
-      </w:r>
-    </w:p>
-    <w:p>
-      <w:pPr>
-        <w:spacing w:before="280" w:after="80" w:line="312" w:lineRule="auto"/>
-      </w:pPr>
-      <w:r>
-        <w:rPr>
-          <w:rFonts w:ascii="Microsoft YaHei" w:hAnsi="Microsoft YaHei"/>
-          <w:b/>
-          <w:color w:val="333333"/>
-          <w:sz w:val="24"/>
-        </w:rPr>
-        <w:t>新闻影响评估</w:t>
-      </w:r>
-    </w:p>
-    <w:p>
-      <w:r>
-        <w:rPr>
-          <w:rFonts w:ascii="Microsoft YaHei" w:hAnsi="Microsoft YaHei"/>
-        </w:rPr>
-        <w:t xml:space="preserve">西安饮食所属的"餐馆(A股)"板块今日下跌 </w:t>
+        <w:t xml:space="preserve">今日缩量整理，量比 </w:t>
       </w:r>
       <w:r>
         <w:rPr>
@@ -2356,27 +2179,13 @@
           <w:b/>
           <w:color w:val="1A1A1A"/>
         </w:rPr>
-        <w:t>-1.64%</w:t>
+        <w:t>0.93</w:t>
       </w:r>
       <w:r>
         <w:rPr>
           <w:rFonts w:ascii="Microsoft YaHei" w:hAnsi="Microsoft YaHei"/>
         </w:rPr>
-        <w:t>，在同类4只个股中，西安饮食以</w:t>
-      </w:r>
-      <w:r>
-        <w:rPr>
-          <w:rFonts w:ascii="Microsoft YaHei" w:hAnsi="Microsoft YaHei"/>
-          <w:b/>
-          <w:color w:val="1A1A1A"/>
-        </w:rPr>
-        <w:t>0.00%</w:t>
-      </w:r>
-      <w:r>
-        <w:rPr>
-          <w:rFonts w:ascii="Microsoft YaHei" w:hAnsi="Microsoft YaHei"/>
-        </w:rPr>
-        <w:t>的涨幅位居板块第1位（领涨），表现优于同庆楼（-1.25%）、全聚德（-1.34%）及ST云网（-3.98%），相对抗跌。</w:t>
+        <w:t>，属于对昨日涨幅的正常消化</w:t>
       </w:r>
     </w:p>
     <w:p>
@@ -2415,7 +2224,7 @@
           <w:color w:val="333333"/>
           <w:sz w:val="24"/>
         </w:rPr>
-        <w:t>所属板块涨跌一览</w:t>
+        <w:t>所属行业板块表现</w:t>
       </w:r>
     </w:p>
     <w:tbl>
@@ -2450,7 +2259,7 @@
                 <w:color w:val="1A1A1A"/>
                 <w:sz w:val="18"/>
               </w:rPr>
-              <w:t>板块名称</w:t>
+              <w:t>板块</w:t>
             </w:r>
           </w:p>
         </w:tc>
@@ -2492,7 +2301,7 @@
                 <w:color w:val="1A1A1A"/>
                 <w:sz w:val="18"/>
               </w:rPr>
-              <w:t>板块内排名</w:t>
+              <w:t>板块排名（共1158）</w:t>
             </w:r>
           </w:p>
         </w:tc>
@@ -2513,7 +2322,7 @@
                 <w:color w:val="1A1A1A"/>
                 <w:sz w:val="18"/>
               </w:rPr>
-              <w:t>该股表现</w:t>
+              <w:t>该股排名</w:t>
             </w:r>
           </w:p>
         </w:tc>
@@ -2569,18 +2378,9 @@
             <w:r>
               <w:rPr>
                 <w:rFonts w:ascii="Microsoft YaHei" w:hAnsi="Microsoft YaHei"/>
-                <w:b/>
-                <w:color w:val="1A1A1A"/>
                 <w:sz w:val="18"/>
               </w:rPr>
-              <w:t>1/4</w:t>
-            </w:r>
-            <w:r>
-              <w:rPr>
-                <w:rFonts w:ascii="Microsoft YaHei" w:hAnsi="Microsoft YaHei"/>
-                <w:sz w:val="18"/>
-              </w:rPr>
-              <w:t>（领涨）</w:t>
+              <w:t>567/1158</w:t>
             </w:r>
           </w:p>
         </w:tc>
@@ -2596,9 +2396,18 @@
             <w:r>
               <w:rPr>
                 <w:rFonts w:ascii="Microsoft YaHei" w:hAnsi="Microsoft YaHei"/>
+                <w:b/>
+                <w:color w:val="1A1A1A"/>
                 <w:sz w:val="18"/>
               </w:rPr>
-              <w:t>平收</w:t>
+              <w:t>1/4</w:t>
+            </w:r>
+            <w:r>
+              <w:rPr>
+                <w:rFonts w:ascii="Microsoft YaHei" w:hAnsi="Microsoft YaHei"/>
+                <w:sz w:val="18"/>
+              </w:rPr>
+              <w:t xml:space="preserve"> ✅</w:t>
             </w:r>
           </w:p>
         </w:tc>
@@ -2657,7 +2466,7 @@
                 <w:rFonts w:ascii="Microsoft YaHei" w:hAnsi="Microsoft YaHei"/>
                 <w:sz w:val="18"/>
               </w:rPr>
-              <w:t>12/38</w:t>
+              <w:t>481/1158</w:t>
             </w:r>
           </w:p>
         </w:tc>
@@ -2676,7 +2485,7 @@
                 <w:rFonts w:ascii="Microsoft YaHei" w:hAnsi="Microsoft YaHei"/>
                 <w:sz w:val="18"/>
               </w:rPr>
-              <w:t>偏上</w:t>
+              <w:t>12/38</w:t>
             </w:r>
           </w:p>
         </w:tc>
@@ -2732,7 +2541,7 @@
                 <w:rFonts w:ascii="Microsoft YaHei" w:hAnsi="Microsoft YaHei"/>
                 <w:sz w:val="18"/>
               </w:rPr>
-              <w:t>14/52</w:t>
+              <w:t>521/1158</w:t>
             </w:r>
           </w:p>
         </w:tc>
@@ -2750,159 +2559,7 @@
                 <w:rFonts w:ascii="Microsoft YaHei" w:hAnsi="Microsoft YaHei"/>
                 <w:sz w:val="18"/>
               </w:rPr>
-              <w:t>偏上</w:t>
-            </w:r>
-          </w:p>
-        </w:tc>
-      </w:tr>
-      <w:tr>
-        <w:tc>
-          <w:tcPr>
-            <w:tcW w:type="dxa" w:w="2266"/>
-            <w:shd w:fill="F8F9FA" w:val="clear"/>
-          </w:tcPr>
-          <w:p>
-            <w:pPr>
-              <w:spacing w:before="40" w:after="40" w:line="288" w:lineRule="auto"/>
-            </w:pPr>
-            <w:r/>
-            <w:r>
-              <w:rPr>
-                <w:rFonts w:ascii="Microsoft YaHei" w:hAnsi="Microsoft YaHei"/>
-                <w:sz w:val="18"/>
-              </w:rPr>
-              <w:t>预制菜概念</w:t>
-            </w:r>
-          </w:p>
-        </w:tc>
-        <w:tc>
-          <w:tcPr>
-            <w:tcW w:type="dxa" w:w="2266"/>
-            <w:shd w:fill="F8F9FA" w:val="clear"/>
-          </w:tcPr>
-          <w:p>
-            <w:pPr>
-              <w:spacing w:before="40" w:after="40" w:line="288" w:lineRule="auto"/>
-            </w:pPr>
-            <w:r/>
-            <w:r>
-              <w:rPr>
-                <w:rFonts w:ascii="Microsoft YaHei" w:hAnsi="Microsoft YaHei"/>
-                <w:sz w:val="18"/>
-              </w:rPr>
-              <w:t>-1.10%</w:t>
-            </w:r>
-          </w:p>
-        </w:tc>
-        <w:tc>
-          <w:tcPr>
-            <w:tcW w:type="dxa" w:w="2266"/>
-            <w:shd w:fill="F8F9FA" w:val="clear"/>
-          </w:tcPr>
-          <w:p>
-            <w:pPr>
-              <w:spacing w:before="40" w:after="40" w:line="288" w:lineRule="auto"/>
-            </w:pPr>
-            <w:r/>
-            <w:r>
-              <w:rPr>
-                <w:rFonts w:ascii="Microsoft YaHei" w:hAnsi="Microsoft YaHei"/>
-                <w:sz w:val="18"/>
-              </w:rPr>
-              <w:t>31/97</w:t>
-            </w:r>
-          </w:p>
-        </w:tc>
-        <w:tc>
-          <w:tcPr>
-            <w:tcW w:type="dxa" w:w="2266"/>
-            <w:shd w:fill="F8F9FA" w:val="clear"/>
-          </w:tcPr>
-          <w:p>
-            <w:pPr>
-              <w:spacing w:before="40" w:after="40" w:line="288" w:lineRule="auto"/>
-            </w:pPr>
-            <w:r/>
-            <w:r>
-              <w:rPr>
-                <w:rFonts w:ascii="Microsoft YaHei" w:hAnsi="Microsoft YaHei"/>
-                <w:sz w:val="18"/>
-              </w:rPr>
-              <w:t>中上</w:t>
-            </w:r>
-          </w:p>
-        </w:tc>
-      </w:tr>
-      <w:tr>
-        <w:tc>
-          <w:tcPr>
-            <w:tcW w:type="dxa" w:w="2266"/>
-          </w:tcPr>
-          <w:p>
-            <w:pPr>
-              <w:spacing w:before="40" w:after="40" w:line="288" w:lineRule="auto"/>
-            </w:pPr>
-            <w:r/>
-            <w:r>
-              <w:rPr>
-                <w:rFonts w:ascii="Microsoft YaHei" w:hAnsi="Microsoft YaHei"/>
-                <w:sz w:val="18"/>
-              </w:rPr>
-              <w:t>职业教育概念</w:t>
-            </w:r>
-          </w:p>
-        </w:tc>
-        <w:tc>
-          <w:tcPr>
-            <w:tcW w:type="dxa" w:w="2266"/>
-          </w:tcPr>
-          <w:p>
-            <w:pPr>
-              <w:spacing w:before="40" w:after="40" w:line="288" w:lineRule="auto"/>
-            </w:pPr>
-            <w:r/>
-            <w:r>
-              <w:rPr>
-                <w:rFonts w:ascii="Microsoft YaHei" w:hAnsi="Microsoft YaHei"/>
-                <w:sz w:val="18"/>
-              </w:rPr>
-              <w:t>-1.46%</w:t>
-            </w:r>
-          </w:p>
-        </w:tc>
-        <w:tc>
-          <w:tcPr>
-            <w:tcW w:type="dxa" w:w="2266"/>
-          </w:tcPr>
-          <w:p>
-            <w:pPr>
-              <w:spacing w:before="40" w:after="40" w:line="288" w:lineRule="auto"/>
-            </w:pPr>
-            <w:r/>
-            <w:r>
-              <w:rPr>
-                <w:rFonts w:ascii="Microsoft YaHei" w:hAnsi="Microsoft YaHei"/>
-                <w:sz w:val="18"/>
-              </w:rPr>
-              <w:t>45/131</w:t>
-            </w:r>
-          </w:p>
-        </w:tc>
-        <w:tc>
-          <w:tcPr>
-            <w:tcW w:type="dxa" w:w="2266"/>
-          </w:tcPr>
-          <w:p>
-            <w:pPr>
-              <w:spacing w:before="40" w:after="40" w:line="288" w:lineRule="auto"/>
-            </w:pPr>
-            <w:r/>
-            <w:r>
-              <w:rPr>
-                <w:rFonts w:ascii="Microsoft YaHei" w:hAnsi="Microsoft YaHei"/>
-                <w:sz w:val="18"/>
-              </w:rPr>
-              <w:t>中位</w:t>
+              <w:t>14/52</w:t>
             </w:r>
           </w:p>
         </w:tc>
@@ -2961,7 +2618,7 @@
                 <w:rFonts w:ascii="Microsoft YaHei" w:hAnsi="Microsoft YaHei"/>
                 <w:sz w:val="18"/>
               </w:rPr>
-              <w:t>151/641</w:t>
+              <w:t>730/1158</w:t>
             </w:r>
           </w:p>
         </w:tc>
@@ -2980,7 +2637,7 @@
                 <w:rFonts w:ascii="Microsoft YaHei" w:hAnsi="Microsoft YaHei"/>
                 <w:sz w:val="18"/>
               </w:rPr>
-              <w:t>中位</w:t>
+              <w:t>151/641</w:t>
             </w:r>
           </w:p>
         </w:tc>
@@ -2992,7 +2649,7 @@
         <w:rPr>
           <w:rFonts w:ascii="Microsoft YaHei" w:hAnsi="Microsoft YaHei"/>
         </w:rPr>
-        <w:t>西安饮食在所属各板块中的排名大多处于</w:t>
+        <w:t>西安饮食在</w:t>
       </w:r>
       <w:r>
         <w:rPr>
@@ -3000,13 +2657,594 @@
           <w:b/>
           <w:color w:val="1A1A1A"/>
         </w:rPr>
-        <w:t>中上游</w:t>
+        <w:t>餐馆板块</w:t>
       </w:r>
       <w:r>
         <w:rPr>
           <w:rFonts w:ascii="Microsoft YaHei" w:hAnsi="Microsoft YaHei"/>
         </w:rPr>
-        <w:t>，特别是在"餐馆"细分赛道中领涨，说明在同业相对疲软时展现出一定的抗跌韧性。</w:t>
+        <w:t xml:space="preserve">中排名 </w:t>
+      </w:r>
+      <w:r>
+        <w:rPr>
+          <w:rFonts w:ascii="Microsoft YaHei" w:hAnsi="Microsoft YaHei"/>
+          <w:b/>
+          <w:color w:val="1A1A1A"/>
+        </w:rPr>
+        <w:t>第1/4位</w:t>
+      </w:r>
+      <w:r>
+        <w:rPr>
+          <w:rFonts w:ascii="Microsoft YaHei" w:hAnsi="Microsoft YaHei"/>
+        </w:rPr>
+        <w:t>，属于板块中表现最强的个股（板块内其他个股均下跌）。虽然板块整体偏弱（餐馆板块-1.64%），但该股能</w:t>
+      </w:r>
+      <w:r>
+        <w:rPr>
+          <w:rFonts w:ascii="Microsoft YaHei" w:hAnsi="Microsoft YaHei"/>
+          <w:b/>
+          <w:color w:val="1A1A1A"/>
+        </w:rPr>
+        <w:t>逆势收平</w:t>
+      </w:r>
+      <w:r>
+        <w:rPr>
+          <w:rFonts w:ascii="Microsoft YaHei" w:hAnsi="Microsoft YaHei"/>
+        </w:rPr>
+        <w:t>，显示相对强势。</w:t>
+      </w:r>
+    </w:p>
+    <w:p>
+      <w:pPr>
+        <w:spacing w:before="280" w:after="80" w:line="312" w:lineRule="auto"/>
+      </w:pPr>
+      <w:r>
+        <w:rPr>
+          <w:rFonts w:ascii="Microsoft YaHei" w:hAnsi="Microsoft YaHei"/>
+          <w:b/>
+          <w:color w:val="333333"/>
+          <w:sz w:val="24"/>
+        </w:rPr>
+        <w:t>概念板块表现</w:t>
+      </w:r>
+    </w:p>
+    <w:tbl>
+      <w:tblPr>
+        <w:tblStyle w:val="TableGrid"/>
+        <w:tblW w:type="auto" w:w="0"/>
+        <w:jc w:val="center"/>
+        <w:tblLayout w:type="autofit"/>
+        <w:tblLook w:firstColumn="1" w:firstRow="1" w:lastColumn="0" w:lastRow="0" w:noHBand="0" w:noVBand="1" w:val="04A0"/>
+      </w:tblPr>
+      <w:tblGrid>
+        <w:gridCol w:w="2266"/>
+        <w:gridCol w:w="2266"/>
+        <w:gridCol w:w="2266"/>
+        <w:gridCol w:w="2266"/>
+      </w:tblGrid>
+      <w:tr>
+        <w:tc>
+          <w:tcPr>
+            <w:tcW w:type="dxa" w:w="2266"/>
+            <w:shd w:fill="F6F8FA" w:val="clear"/>
+          </w:tcPr>
+          <w:p>
+            <w:pPr>
+              <w:spacing w:before="40" w:after="40" w:line="288" w:lineRule="auto"/>
+            </w:pPr>
+            <w:r/>
+            <w:r>
+              <w:rPr>
+                <w:rFonts w:ascii="Microsoft YaHei" w:hAnsi="Microsoft YaHei"/>
+                <w:b/>
+                <w:color w:val="1A1A1A"/>
+                <w:sz w:val="18"/>
+              </w:rPr>
+              <w:t>概念板块</w:t>
+            </w:r>
+          </w:p>
+        </w:tc>
+        <w:tc>
+          <w:tcPr>
+            <w:tcW w:type="dxa" w:w="2266"/>
+            <w:shd w:fill="F6F8FA" w:val="clear"/>
+          </w:tcPr>
+          <w:p>
+            <w:pPr>
+              <w:spacing w:before="40" w:after="40" w:line="288" w:lineRule="auto"/>
+            </w:pPr>
+            <w:r/>
+            <w:r>
+              <w:rPr>
+                <w:rFonts w:ascii="Microsoft YaHei" w:hAnsi="Microsoft YaHei"/>
+                <w:b/>
+                <w:color w:val="1A1A1A"/>
+                <w:sz w:val="18"/>
+              </w:rPr>
+              <w:t>涨跌幅</w:t>
+            </w:r>
+          </w:p>
+        </w:tc>
+        <w:tc>
+          <w:tcPr>
+            <w:tcW w:type="dxa" w:w="2266"/>
+            <w:shd w:fill="F6F8FA" w:val="clear"/>
+          </w:tcPr>
+          <w:p>
+            <w:pPr>
+              <w:spacing w:before="40" w:after="40" w:line="288" w:lineRule="auto"/>
+            </w:pPr>
+            <w:r/>
+            <w:r>
+              <w:rPr>
+                <w:rFonts w:ascii="Microsoft YaHei" w:hAnsi="Microsoft YaHei"/>
+                <w:b/>
+                <w:color w:val="1A1A1A"/>
+                <w:sz w:val="18"/>
+              </w:rPr>
+              <w:t>板块排名</w:t>
+            </w:r>
+          </w:p>
+        </w:tc>
+        <w:tc>
+          <w:tcPr>
+            <w:tcW w:type="dxa" w:w="2266"/>
+            <w:shd w:fill="F6F8FA" w:val="clear"/>
+          </w:tcPr>
+          <w:p>
+            <w:pPr>
+              <w:spacing w:before="40" w:after="40" w:line="288" w:lineRule="auto"/>
+            </w:pPr>
+            <w:r/>
+            <w:r>
+              <w:rPr>
+                <w:rFonts w:ascii="Microsoft YaHei" w:hAnsi="Microsoft YaHei"/>
+                <w:b/>
+                <w:color w:val="1A1A1A"/>
+                <w:sz w:val="18"/>
+              </w:rPr>
+              <w:t>该股排名</w:t>
+            </w:r>
+          </w:p>
+        </w:tc>
+      </w:tr>
+      <w:tr>
+        <w:tc>
+          <w:tcPr>
+            <w:tcW w:type="dxa" w:w="2266"/>
+          </w:tcPr>
+          <w:p>
+            <w:pPr>
+              <w:spacing w:before="40" w:after="40" w:line="288" w:lineRule="auto"/>
+            </w:pPr>
+            <w:r/>
+            <w:r>
+              <w:rPr>
+                <w:rFonts w:ascii="Microsoft YaHei" w:hAnsi="Microsoft YaHei"/>
+                <w:sz w:val="18"/>
+              </w:rPr>
+              <w:t>预制菜</w:t>
+            </w:r>
+          </w:p>
+        </w:tc>
+        <w:tc>
+          <w:tcPr>
+            <w:tcW w:type="dxa" w:w="2266"/>
+          </w:tcPr>
+          <w:p>
+            <w:pPr>
+              <w:spacing w:before="40" w:after="40" w:line="288" w:lineRule="auto"/>
+            </w:pPr>
+            <w:r/>
+            <w:r>
+              <w:rPr>
+                <w:rFonts w:ascii="Microsoft YaHei" w:hAnsi="Microsoft YaHei"/>
+                <w:b/>
+                <w:color w:val="1A1A1A"/>
+                <w:sz w:val="18"/>
+              </w:rPr>
+              <w:t>-1.10%</w:t>
+            </w:r>
+          </w:p>
+        </w:tc>
+        <w:tc>
+          <w:tcPr>
+            <w:tcW w:type="dxa" w:w="2266"/>
+          </w:tcPr>
+          <w:p>
+            <w:pPr>
+              <w:spacing w:before="40" w:after="40" w:line="288" w:lineRule="auto"/>
+            </w:pPr>
+            <w:r/>
+            <w:r>
+              <w:rPr>
+                <w:rFonts w:ascii="Microsoft YaHei" w:hAnsi="Microsoft YaHei"/>
+                <w:sz w:val="18"/>
+              </w:rPr>
+              <w:t>442/1158</w:t>
+            </w:r>
+          </w:p>
+        </w:tc>
+        <w:tc>
+          <w:tcPr>
+            <w:tcW w:type="dxa" w:w="2266"/>
+          </w:tcPr>
+          <w:p>
+            <w:pPr>
+              <w:spacing w:before="40" w:after="40" w:line="288" w:lineRule="auto"/>
+            </w:pPr>
+            <w:r/>
+            <w:r>
+              <w:rPr>
+                <w:rFonts w:ascii="Microsoft YaHei" w:hAnsi="Microsoft YaHei"/>
+                <w:sz w:val="18"/>
+              </w:rPr>
+              <w:t>31/97</w:t>
+            </w:r>
+          </w:p>
+        </w:tc>
+      </w:tr>
+      <w:tr>
+        <w:tc>
+          <w:tcPr>
+            <w:tcW w:type="dxa" w:w="2266"/>
+            <w:shd w:fill="F8F9FA" w:val="clear"/>
+          </w:tcPr>
+          <w:p>
+            <w:pPr>
+              <w:spacing w:before="40" w:after="40" w:line="288" w:lineRule="auto"/>
+            </w:pPr>
+            <w:r/>
+            <w:r>
+              <w:rPr>
+                <w:rFonts w:ascii="Microsoft YaHei" w:hAnsi="Microsoft YaHei"/>
+                <w:sz w:val="18"/>
+              </w:rPr>
+              <w:t>职业教育</w:t>
+            </w:r>
+          </w:p>
+        </w:tc>
+        <w:tc>
+          <w:tcPr>
+            <w:tcW w:type="dxa" w:w="2266"/>
+            <w:shd w:fill="F8F9FA" w:val="clear"/>
+          </w:tcPr>
+          <w:p>
+            <w:pPr>
+              <w:spacing w:before="40" w:after="40" w:line="288" w:lineRule="auto"/>
+            </w:pPr>
+            <w:r/>
+            <w:r>
+              <w:rPr>
+                <w:rFonts w:ascii="Microsoft YaHei" w:hAnsi="Microsoft YaHei"/>
+                <w:sz w:val="18"/>
+              </w:rPr>
+              <w:t>-1.46%</w:t>
+            </w:r>
+          </w:p>
+        </w:tc>
+        <w:tc>
+          <w:tcPr>
+            <w:tcW w:type="dxa" w:w="2266"/>
+            <w:shd w:fill="F8F9FA" w:val="clear"/>
+          </w:tcPr>
+          <w:p>
+            <w:pPr>
+              <w:spacing w:before="40" w:after="40" w:line="288" w:lineRule="auto"/>
+            </w:pPr>
+            <w:r/>
+            <w:r>
+              <w:rPr>
+                <w:rFonts w:ascii="Microsoft YaHei" w:hAnsi="Microsoft YaHei"/>
+                <w:sz w:val="18"/>
+              </w:rPr>
+              <w:t>519/1158</w:t>
+            </w:r>
+          </w:p>
+        </w:tc>
+        <w:tc>
+          <w:tcPr>
+            <w:tcW w:type="dxa" w:w="2266"/>
+            <w:shd w:fill="F8F9FA" w:val="clear"/>
+          </w:tcPr>
+          <w:p>
+            <w:pPr>
+              <w:spacing w:before="40" w:after="40" w:line="288" w:lineRule="auto"/>
+            </w:pPr>
+            <w:r/>
+            <w:r>
+              <w:rPr>
+                <w:rFonts w:ascii="Microsoft YaHei" w:hAnsi="Microsoft YaHei"/>
+                <w:sz w:val="18"/>
+              </w:rPr>
+              <w:t>45/131</w:t>
+            </w:r>
+          </w:p>
+        </w:tc>
+      </w:tr>
+      <w:tr>
+        <w:tc>
+          <w:tcPr>
+            <w:tcW w:type="dxa" w:w="2266"/>
+          </w:tcPr>
+          <w:p>
+            <w:pPr>
+              <w:spacing w:before="40" w:after="40" w:line="288" w:lineRule="auto"/>
+            </w:pPr>
+            <w:r/>
+            <w:r>
+              <w:rPr>
+                <w:rFonts w:ascii="Microsoft YaHei" w:hAnsi="Microsoft YaHei"/>
+                <w:sz w:val="18"/>
+              </w:rPr>
+              <w:t>独角兽概念</w:t>
+            </w:r>
+          </w:p>
+        </w:tc>
+        <w:tc>
+          <w:tcPr>
+            <w:tcW w:type="dxa" w:w="2266"/>
+          </w:tcPr>
+          <w:p>
+            <w:pPr>
+              <w:spacing w:before="40" w:after="40" w:line="288" w:lineRule="auto"/>
+            </w:pPr>
+            <w:r/>
+            <w:r>
+              <w:rPr>
+                <w:rFonts w:ascii="Microsoft YaHei" w:hAnsi="Microsoft YaHei"/>
+                <w:sz w:val="18"/>
+              </w:rPr>
+              <w:t>-1.72%</w:t>
+            </w:r>
+          </w:p>
+        </w:tc>
+        <w:tc>
+          <w:tcPr>
+            <w:tcW w:type="dxa" w:w="2266"/>
+          </w:tcPr>
+          <w:p>
+            <w:pPr>
+              <w:spacing w:before="40" w:after="40" w:line="288" w:lineRule="auto"/>
+            </w:pPr>
+            <w:r/>
+            <w:r>
+              <w:rPr>
+                <w:rFonts w:ascii="Microsoft YaHei" w:hAnsi="Microsoft YaHei"/>
+                <w:sz w:val="18"/>
+              </w:rPr>
+              <w:t>588/1158</w:t>
+            </w:r>
+          </w:p>
+        </w:tc>
+        <w:tc>
+          <w:tcPr>
+            <w:tcW w:type="dxa" w:w="2266"/>
+          </w:tcPr>
+          <w:p>
+            <w:pPr>
+              <w:spacing w:before="40" w:after="40" w:line="288" w:lineRule="auto"/>
+            </w:pPr>
+            <w:r/>
+            <w:r>
+              <w:rPr>
+                <w:rFonts w:ascii="Microsoft YaHei" w:hAnsi="Microsoft YaHei"/>
+                <w:sz w:val="18"/>
+              </w:rPr>
+              <w:t>43/107</w:t>
+            </w:r>
+          </w:p>
+        </w:tc>
+      </w:tr>
+    </w:tbl>
+    <w:p/>
+    <w:p>
+      <w:pPr>
+        <w:spacing w:before="280" w:after="80" w:line="312" w:lineRule="auto"/>
+      </w:pPr>
+      <w:r>
+        <w:rPr>
+          <w:rFonts w:ascii="Microsoft YaHei" w:hAnsi="Microsoft YaHei"/>
+          <w:b/>
+          <w:color w:val="333333"/>
+          <w:sz w:val="24"/>
+        </w:rPr>
+        <w:t>关联热点——食品饮料板块（+2.75%）</w:t>
+      </w:r>
+    </w:p>
+    <w:p>
+      <w:r>
+        <w:rPr>
+          <w:rFonts w:ascii="Microsoft YaHei" w:hAnsi="Microsoft YaHei"/>
+        </w:rPr>
+        <w:t xml:space="preserve">食品饮料板块今日大涨 </w:t>
+      </w:r>
+      <w:r>
+        <w:rPr>
+          <w:rFonts w:ascii="Microsoft YaHei" w:hAnsi="Microsoft YaHei"/>
+          <w:b/>
+          <w:color w:val="1A1A1A"/>
+        </w:rPr>
+        <w:t>+2.75%</w:t>
+      </w:r>
+      <w:r>
+        <w:rPr>
+          <w:rFonts w:ascii="Microsoft YaHei" w:hAnsi="Microsoft YaHei"/>
+        </w:rPr>
+        <w:t>，成为市场领涨主线之一。上涨原因：</w:t>
+      </w:r>
+      <w:r>
+        <w:rPr>
+          <w:rFonts w:ascii="Microsoft YaHei" w:hAnsi="Microsoft YaHei"/>
+          <w:b/>
+          <w:color w:val="1A1A1A"/>
+        </w:rPr>
+        <w:t>中信建投研报</w:t>
+      </w:r>
+      <w:r>
+        <w:rPr>
+          <w:rFonts w:ascii="Microsoft YaHei" w:hAnsi="Microsoft YaHei"/>
+        </w:rPr>
+        <w:t>指出6月奶牛存栏量持续去化，原奶周期向好，利好龙头液奶竞争格局改善。板块内一鸣食品、阳光乳业、天润乳业等多只乳业股涨停。大消费方向的回暖情绪对西安饮食形成</w:t>
+      </w:r>
+      <w:r>
+        <w:rPr>
+          <w:rFonts w:ascii="Microsoft YaHei" w:hAnsi="Microsoft YaHei"/>
+          <w:b/>
+          <w:color w:val="1A1A1A"/>
+        </w:rPr>
+        <w:t>间接正面催化</w:t>
+      </w:r>
+      <w:r>
+        <w:rPr>
+          <w:rFonts w:ascii="Microsoft YaHei" w:hAnsi="Microsoft YaHei"/>
+        </w:rPr>
+        <w:t>。</w:t>
+      </w:r>
+    </w:p>
+    <w:p>
+      <w:pPr>
+        <w:spacing w:before="240" w:after="240"/>
+        <w:pBdr>
+          <w:bottom w:val="single" w:sz="4" w:space="1" w:color="D0D7DE"/>
+        </w:pBdr>
+      </w:pPr>
+    </w:p>
+    <w:p>
+      <w:pPr>
+        <w:spacing w:before="360" w:after="80" w:line="288" w:lineRule="auto"/>
+        <w:pBdr>
+          <w:bottom w:val="single" w:sz="4" w:space="4" w:color="D0D7DE"/>
+        </w:pBdr>
+      </w:pPr>
+      <w:r>
+        <w:rPr>
+          <w:rFonts w:ascii="Microsoft YaHei" w:hAnsi="Microsoft YaHei"/>
+          <w:b/>
+          <w:color w:val="1A1A1A"/>
+          <w:sz w:val="28"/>
+        </w:rPr>
+        <w:t>新闻资讯</w:t>
+      </w:r>
+    </w:p>
+    <w:p>
+      <w:pPr>
+        <w:pStyle w:val="ListNumber"/>
+      </w:pPr>
+      <w:r>
+        <w:rPr>
+          <w:rFonts w:ascii="Microsoft YaHei" w:hAnsi="Microsoft YaHei"/>
+          <w:b/>
+          <w:color w:val="1A1A1A"/>
+        </w:rPr>
+        <w:t>【昨日收评】</w:t>
+      </w:r>
+      <w:r>
+        <w:rPr>
+          <w:rFonts w:ascii="Microsoft YaHei" w:hAnsi="Microsoft YaHei"/>
+        </w:rPr>
+        <w:t xml:space="preserve"> 创业板指低开低走跌超7%，算力硬件股下挫。但大消费板块表现活跃，一鸣食品、华天酒店、东百集团、金种子酒涨停。—— 消费板块逆势走强信号已现。</w:t>
+      </w:r>
+    </w:p>
+    <w:p>
+      <w:pPr>
+        <w:pStyle w:val="ListNumber"/>
+      </w:pPr>
+      <w:r>
+        <w:rPr>
+          <w:rFonts w:ascii="Microsoft YaHei" w:hAnsi="Microsoft YaHei"/>
+          <w:b/>
+          <w:color w:val="1A1A1A"/>
+        </w:rPr>
+        <w:t>【昨日午评】</w:t>
+      </w:r>
+      <w:r>
+        <w:rPr>
+          <w:rFonts w:ascii="Microsoft YaHei" w:hAnsi="Microsoft YaHei"/>
+        </w:rPr>
+        <w:t xml:space="preserve"> 三大指数集体调整，大消费板块表现活跃，与收评信息一致。</w:t>
+      </w:r>
+    </w:p>
+    <w:p>
+      <w:pPr>
+        <w:pStyle w:val="ListNumber"/>
+      </w:pPr>
+      <w:r>
+        <w:rPr>
+          <w:rFonts w:ascii="Microsoft YaHei" w:hAnsi="Microsoft YaHei"/>
+          <w:b/>
+          <w:color w:val="1A1A1A"/>
+        </w:rPr>
+        <w:t>【今日09:39】</w:t>
+      </w:r>
+      <w:r>
+        <w:rPr>
+          <w:rFonts w:ascii="Microsoft YaHei" w:hAnsi="Microsoft YaHei"/>
+        </w:rPr>
+        <w:t xml:space="preserve"> 创业板指涨逾1%，泛消费领涨市场，食品饮料、教育等方向涨幅居前。—— 消费热度延续。</w:t>
+      </w:r>
+    </w:p>
+    <w:p>
+      <w:pPr>
+        <w:pStyle w:val="ListNumber"/>
+      </w:pPr>
+      <w:r>
+        <w:rPr>
+          <w:rFonts w:ascii="Microsoft YaHei" w:hAnsi="Microsoft YaHei"/>
+          <w:b/>
+          <w:color w:val="1A1A1A"/>
+        </w:rPr>
+        <w:t>【今日10:30】</w:t>
+      </w:r>
+      <w:r>
+        <w:rPr>
+          <w:rFonts w:ascii="Microsoft YaHei" w:hAnsi="Microsoft YaHei"/>
+        </w:rPr>
+        <w:t xml:space="preserve"> 三大指数全部翻红，上涨个股近4000只，乳业、教育、食品饮料、零售等方向涨幅居前。—— 市场确认回暖，消费主线确立。</w:t>
+      </w:r>
+    </w:p>
+    <w:p>
+      <w:r>
+        <w:rPr>
+          <w:rFonts w:ascii="Microsoft YaHei" w:hAnsi="Microsoft YaHei"/>
+          <w:b/>
+          <w:color w:val="1A1A1A"/>
+        </w:rPr>
+        <w:t>消息面综合判断</w:t>
+      </w:r>
+      <w:r>
+        <w:rPr>
+          <w:rFonts w:ascii="Microsoft YaHei" w:hAnsi="Microsoft YaHei"/>
+        </w:rPr>
+        <w:t>：昨日市场大幅调整中消费板块已逆势走强，今日市场全面回暖后消费方向继续领涨，</w:t>
+      </w:r>
+      <w:r>
+        <w:rPr>
+          <w:rFonts w:ascii="Microsoft YaHei" w:hAnsi="Microsoft YaHei"/>
+          <w:b/>
+          <w:color w:val="1A1A1A"/>
+        </w:rPr>
+        <w:t>大消费主线地位得到确认</w:t>
+      </w:r>
+      <w:r>
+        <w:rPr>
+          <w:rFonts w:ascii="Microsoft YaHei" w:hAnsi="Microsoft YaHei"/>
+        </w:rPr>
+        <w:t>。西安饮食作为餐饮板块代表个股，虽未直接受益于乳业/食品加工的逻辑，但消费板块的整体回暖对股价构成</w:t>
+      </w:r>
+      <w:r>
+        <w:rPr>
+          <w:rFonts w:ascii="Microsoft YaHei" w:hAnsi="Microsoft YaHei"/>
+          <w:b/>
+          <w:color w:val="1A1A1A"/>
+        </w:rPr>
+        <w:t>情绪面支撑</w:t>
+      </w:r>
+      <w:r>
+        <w:rPr>
+          <w:rFonts w:ascii="Microsoft YaHei" w:hAnsi="Microsoft YaHei"/>
+        </w:rPr>
+        <w:t>。</w:t>
       </w:r>
     </w:p>
     <w:p>
@@ -3043,13 +3281,14 @@
         <w:tblLook w:firstColumn="1" w:firstRow="1" w:lastColumn="0" w:lastRow="0" w:noHBand="0" w:noVBand="1" w:val="04A0"/>
       </w:tblPr>
       <w:tblGrid>
-        <w:gridCol w:w="4533"/>
-        <w:gridCol w:w="4533"/>
+        <w:gridCol w:w="3022"/>
+        <w:gridCol w:w="3022"/>
+        <w:gridCol w:w="3022"/>
       </w:tblGrid>
       <w:tr>
         <w:tc>
           <w:tcPr>
-            <w:tcW w:type="dxa" w:w="4533"/>
+            <w:tcW w:type="dxa" w:w="3022"/>
             <w:shd w:fill="F6F8FA" w:val="clear"/>
           </w:tcPr>
           <w:p>
@@ -3070,7 +3309,7 @@
         </w:tc>
         <w:tc>
           <w:tcPr>
-            <w:tcW w:type="dxa" w:w="4533"/>
+            <w:tcW w:type="dxa" w:w="3022"/>
             <w:shd w:fill="F6F8FA" w:val="clear"/>
           </w:tcPr>
           <w:p>
@@ -3085,15 +3324,14 @@
                 <w:color w:val="1A1A1A"/>
                 <w:sz w:val="18"/>
               </w:rPr>
-              <w:t>判断</w:t>
+              <w:t>评估</w:t>
             </w:r>
           </w:p>
         </w:tc>
-      </w:tr>
-      <w:tr>
         <w:tc>
           <w:tcPr>
-            <w:tcW w:type="dxa" w:w="4533"/>
+            <w:tcW w:type="dxa" w:w="3022"/>
+            <w:shd w:fill="F6F8FA" w:val="clear"/>
           </w:tcPr>
           <w:p>
             <w:pPr>
@@ -3107,13 +3345,15 @@
                 <w:color w:val="1A1A1A"/>
                 <w:sz w:val="18"/>
               </w:rPr>
-              <w:t>市场环境</w:t>
+              <w:t>信号</w:t>
             </w:r>
           </w:p>
         </w:tc>
+      </w:tr>
+      <w:tr>
         <w:tc>
           <w:tcPr>
-            <w:tcW w:type="dxa" w:w="4533"/>
+            <w:tcW w:type="dxa" w:w="3022"/>
           </w:tcPr>
           <w:p>
             <w:pPr>
@@ -3125,16 +3365,13 @@
                 <w:rFonts w:ascii="Microsoft YaHei" w:hAnsi="Microsoft YaHei"/>
                 <w:sz w:val="18"/>
               </w:rPr>
-              <w:t>🟢 偏暖。全市场普涨，泛消费主线明确，情绪面支撑充分</w:t>
+              <w:t>市场情绪</w:t>
             </w:r>
           </w:p>
         </w:tc>
-      </w:tr>
-      <w:tr>
         <w:tc>
           <w:tcPr>
-            <w:tcW w:type="dxa" w:w="4533"/>
-            <w:shd w:fill="F8F9FA" w:val="clear"/>
+            <w:tcW w:type="dxa" w:w="3022"/>
           </w:tcPr>
           <w:p>
             <w:pPr>
@@ -3144,17 +3381,35 @@
             <w:r>
               <w:rPr>
                 <w:rFonts w:ascii="Microsoft YaHei" w:hAnsi="Microsoft YaHei"/>
-                <w:b/>
-                <w:color w:val="1A1A1A"/>
                 <w:sz w:val="18"/>
               </w:rPr>
-              <w:t>资金面</w:t>
+              <w:t>✅ 积极</w:t>
             </w:r>
           </w:p>
         </w:tc>
         <w:tc>
           <w:tcPr>
-            <w:tcW w:type="dxa" w:w="4533"/>
+            <w:tcW w:type="dxa" w:w="3022"/>
+          </w:tcPr>
+          <w:p>
+            <w:pPr>
+              <w:spacing w:before="40" w:after="40" w:line="288" w:lineRule="auto"/>
+            </w:pPr>
+            <w:r/>
+            <w:r>
+              <w:rPr>
+                <w:rFonts w:ascii="Microsoft YaHei" w:hAnsi="Microsoft YaHei"/>
+                <w:sz w:val="18"/>
+              </w:rPr>
+              <w:t>三大指数翻红，消费领涨，近4000只个股上涨</w:t>
+            </w:r>
+          </w:p>
+        </w:tc>
+      </w:tr>
+      <w:tr>
+        <w:tc>
+          <w:tcPr>
+            <w:tcW w:type="dxa" w:w="3022"/>
             <w:shd w:fill="F8F9FA" w:val="clear"/>
           </w:tcPr>
           <w:p>
@@ -3167,76 +3422,13 @@
                 <w:rFonts w:ascii="Microsoft YaHei" w:hAnsi="Microsoft YaHei"/>
                 <w:sz w:val="18"/>
               </w:rPr>
-              <w:t>🟢 偏多。大单连续两日净流入，主力资金态度积极</w:t>
-            </w:r>
-          </w:p>
-        </w:tc>
-      </w:tr>
-      <w:tr>
-        <w:tc>
-          <w:tcPr>
-            <w:tcW w:type="dxa" w:w="4533"/>
-          </w:tcPr>
-          <w:p>
-            <w:pPr>
-              <w:spacing w:before="40" w:after="40" w:line="288" w:lineRule="auto"/>
-            </w:pPr>
-            <w:r/>
-            <w:r>
-              <w:rPr>
-                <w:rFonts w:ascii="Microsoft YaHei" w:hAnsi="Microsoft YaHei"/>
-                <w:b/>
-                <w:color w:val="1A1A1A"/>
-                <w:sz w:val="18"/>
-              </w:rPr>
-              <w:t>技术面</w:t>
+              <w:t>相对走势</w:t>
             </w:r>
           </w:p>
         </w:tc>
         <w:tc>
           <w:tcPr>
-            <w:tcW w:type="dxa" w:w="4533"/>
-          </w:tcPr>
-          <w:p>
-            <w:pPr>
-              <w:spacing w:before="40" w:after="40" w:line="288" w:lineRule="auto"/>
-            </w:pPr>
-            <w:r/>
-            <w:r>
-              <w:rPr>
-                <w:rFonts w:ascii="Microsoft YaHei" w:hAnsi="Microsoft YaHei"/>
-                <w:sz w:val="18"/>
-              </w:rPr>
-              <w:t>🟡 中性偏强。多头排列站上均线，但缩量运行+逼近布林上轨，短期需放量确认</w:t>
-            </w:r>
-          </w:p>
-        </w:tc>
-      </w:tr>
-      <w:tr>
-        <w:tc>
-          <w:tcPr>
-            <w:tcW w:type="dxa" w:w="4533"/>
-            <w:shd w:fill="F8F9FA" w:val="clear"/>
-          </w:tcPr>
-          <w:p>
-            <w:pPr>
-              <w:spacing w:before="40" w:after="40" w:line="288" w:lineRule="auto"/>
-            </w:pPr>
-            <w:r/>
-            <w:r>
-              <w:rPr>
-                <w:rFonts w:ascii="Microsoft YaHei" w:hAnsi="Microsoft YaHei"/>
-                <w:b/>
-                <w:color w:val="1A1A1A"/>
-                <w:sz w:val="18"/>
-              </w:rPr>
-              <w:t>板块效应</w:t>
-            </w:r>
-          </w:p>
-        </w:tc>
-        <w:tc>
-          <w:tcPr>
-            <w:tcW w:type="dxa" w:w="4533"/>
+            <w:tcW w:type="dxa" w:w="3022"/>
             <w:shd w:fill="F8F9FA" w:val="clear"/>
           </w:tcPr>
           <w:p>
@@ -3249,35 +3441,14 @@
                 <w:rFonts w:ascii="Microsoft YaHei" w:hAnsi="Microsoft YaHei"/>
                 <w:sz w:val="18"/>
               </w:rPr>
-              <w:t>🟡 中性。所属餐饮板块整体承压，但个股表现相对抗跌</w:t>
-            </w:r>
-          </w:p>
-        </w:tc>
-      </w:tr>
-      <w:tr>
-        <w:tc>
-          <w:tcPr>
-            <w:tcW w:type="dxa" w:w="4533"/>
-          </w:tcPr>
-          <w:p>
-            <w:pPr>
-              <w:spacing w:before="40" w:after="40" w:line="288" w:lineRule="auto"/>
-            </w:pPr>
-            <w:r/>
-            <w:r>
-              <w:rPr>
-                <w:rFonts w:ascii="Microsoft YaHei" w:hAnsi="Microsoft YaHei"/>
-                <w:b/>
-                <w:color w:val="1A1A1A"/>
-                <w:sz w:val="18"/>
-              </w:rPr>
-              <w:t>估值</w:t>
+              <w:t>✅ 偏强</w:t>
             </w:r>
           </w:p>
         </w:tc>
         <w:tc>
           <w:tcPr>
-            <w:tcW w:type="dxa" w:w="4533"/>
+            <w:tcW w:type="dxa" w:w="3022"/>
+            <w:shd w:fill="F8F9FA" w:val="clear"/>
           </w:tcPr>
           <w:p>
             <w:pPr>
@@ -3289,7 +3460,237 @@
                 <w:rFonts w:ascii="Microsoft YaHei" w:hAnsi="Microsoft YaHei"/>
                 <w:sz w:val="18"/>
               </w:rPr>
-              <w:t>🔴 偏贵。动态PE为负（亏损），PB高达26.56倍，安全边际不足</w:t>
+              <w:t>餐馆板块-1.64%，该股平盘，板块内排名第1</w:t>
+            </w:r>
+          </w:p>
+        </w:tc>
+      </w:tr>
+      <w:tr>
+        <w:tc>
+          <w:tcPr>
+            <w:tcW w:type="dxa" w:w="3022"/>
+          </w:tcPr>
+          <w:p>
+            <w:pPr>
+              <w:spacing w:before="40" w:after="40" w:line="288" w:lineRule="auto"/>
+            </w:pPr>
+            <w:r/>
+            <w:r>
+              <w:rPr>
+                <w:rFonts w:ascii="Microsoft YaHei" w:hAnsi="Microsoft YaHei"/>
+                <w:sz w:val="18"/>
+              </w:rPr>
+              <w:t>资金面</w:t>
+            </w:r>
+          </w:p>
+        </w:tc>
+        <w:tc>
+          <w:tcPr>
+            <w:tcW w:type="dxa" w:w="3022"/>
+          </w:tcPr>
+          <w:p>
+            <w:pPr>
+              <w:spacing w:before="40" w:after="40" w:line="288" w:lineRule="auto"/>
+            </w:pPr>
+            <w:r/>
+            <w:r>
+              <w:rPr>
+                <w:rFonts w:ascii="Microsoft YaHei" w:hAnsi="Microsoft YaHei"/>
+                <w:sz w:val="18"/>
+              </w:rPr>
+              <w:t>✅ 温和偏多</w:t>
+            </w:r>
+          </w:p>
+        </w:tc>
+        <w:tc>
+          <w:tcPr>
+            <w:tcW w:type="dxa" w:w="3022"/>
+          </w:tcPr>
+          <w:p>
+            <w:pPr>
+              <w:spacing w:before="40" w:after="40" w:line="288" w:lineRule="auto"/>
+            </w:pPr>
+            <w:r/>
+            <w:r>
+              <w:rPr>
+                <w:rFonts w:ascii="Microsoft YaHei" w:hAnsi="Microsoft YaHei"/>
+                <w:sz w:val="18"/>
+              </w:rPr>
+              <w:t>昨日大单净流入501万，今日续流入83万</w:t>
+            </w:r>
+          </w:p>
+        </w:tc>
+      </w:tr>
+      <w:tr>
+        <w:tc>
+          <w:tcPr>
+            <w:tcW w:type="dxa" w:w="3022"/>
+            <w:shd w:fill="F8F9FA" w:val="clear"/>
+          </w:tcPr>
+          <w:p>
+            <w:pPr>
+              <w:spacing w:before="40" w:after="40" w:line="288" w:lineRule="auto"/>
+            </w:pPr>
+            <w:r/>
+            <w:r>
+              <w:rPr>
+                <w:rFonts w:ascii="Microsoft YaHei" w:hAnsi="Microsoft YaHei"/>
+                <w:sz w:val="18"/>
+              </w:rPr>
+              <w:t>技术面</w:t>
+            </w:r>
+          </w:p>
+        </w:tc>
+        <w:tc>
+          <w:tcPr>
+            <w:tcW w:type="dxa" w:w="3022"/>
+            <w:shd w:fill="F8F9FA" w:val="clear"/>
+          </w:tcPr>
+          <w:p>
+            <w:pPr>
+              <w:spacing w:before="40" w:after="40" w:line="288" w:lineRule="auto"/>
+            </w:pPr>
+            <w:r/>
+            <w:r>
+              <w:rPr>
+                <w:rFonts w:ascii="Microsoft YaHei" w:hAnsi="Microsoft YaHei"/>
+                <w:sz w:val="18"/>
+              </w:rPr>
+              <w:t>✅ 多头排列</w:t>
+            </w:r>
+          </w:p>
+        </w:tc>
+        <w:tc>
+          <w:tcPr>
+            <w:tcW w:type="dxa" w:w="3022"/>
+            <w:shd w:fill="F8F9FA" w:val="clear"/>
+          </w:tcPr>
+          <w:p>
+            <w:pPr>
+              <w:spacing w:before="40" w:after="40" w:line="288" w:lineRule="auto"/>
+            </w:pPr>
+            <w:r/>
+            <w:r>
+              <w:rPr>
+                <w:rFonts w:ascii="Microsoft YaHei" w:hAnsi="Microsoft YaHei"/>
+                <w:sz w:val="18"/>
+              </w:rPr>
+              <w:t>股价站上MA5/MA10/MA20，布林带中轨上方运行</w:t>
+            </w:r>
+          </w:p>
+        </w:tc>
+      </w:tr>
+      <w:tr>
+        <w:tc>
+          <w:tcPr>
+            <w:tcW w:type="dxa" w:w="3022"/>
+          </w:tcPr>
+          <w:p>
+            <w:pPr>
+              <w:spacing w:before="40" w:after="40" w:line="288" w:lineRule="auto"/>
+            </w:pPr>
+            <w:r/>
+            <w:r>
+              <w:rPr>
+                <w:rFonts w:ascii="Microsoft YaHei" w:hAnsi="Microsoft YaHei"/>
+                <w:sz w:val="18"/>
+              </w:rPr>
+              <w:t>成交量</w:t>
+            </w:r>
+          </w:p>
+        </w:tc>
+        <w:tc>
+          <w:tcPr>
+            <w:tcW w:type="dxa" w:w="3022"/>
+          </w:tcPr>
+          <w:p>
+            <w:pPr>
+              <w:spacing w:before="40" w:after="40" w:line="288" w:lineRule="auto"/>
+            </w:pPr>
+            <w:r/>
+            <w:r>
+              <w:rPr>
+                <w:rFonts w:ascii="Microsoft YaHei" w:hAnsi="Microsoft YaHei"/>
+                <w:sz w:val="18"/>
+              </w:rPr>
+              <w:t>⚠️ 缩量整理</w:t>
+            </w:r>
+          </w:p>
+        </w:tc>
+        <w:tc>
+          <w:tcPr>
+            <w:tcW w:type="dxa" w:w="3022"/>
+          </w:tcPr>
+          <w:p>
+            <w:pPr>
+              <w:spacing w:before="40" w:after="40" w:line="288" w:lineRule="auto"/>
+            </w:pPr>
+            <w:r/>
+            <w:r>
+              <w:rPr>
+                <w:rFonts w:ascii="Microsoft YaHei" w:hAnsi="Microsoft YaHei"/>
+                <w:sz w:val="18"/>
+              </w:rPr>
+              <w:t>半日换手仅为昨日全日50%，量比0.93</w:t>
+            </w:r>
+          </w:p>
+        </w:tc>
+      </w:tr>
+      <w:tr>
+        <w:tc>
+          <w:tcPr>
+            <w:tcW w:type="dxa" w:w="3022"/>
+            <w:shd w:fill="F8F9FA" w:val="clear"/>
+          </w:tcPr>
+          <w:p>
+            <w:pPr>
+              <w:spacing w:before="40" w:after="40" w:line="288" w:lineRule="auto"/>
+            </w:pPr>
+            <w:r/>
+            <w:r>
+              <w:rPr>
+                <w:rFonts w:ascii="Microsoft YaHei" w:hAnsi="Microsoft YaHei"/>
+                <w:sz w:val="18"/>
+              </w:rPr>
+              <w:t>估值</w:t>
+            </w:r>
+          </w:p>
+        </w:tc>
+        <w:tc>
+          <w:tcPr>
+            <w:tcW w:type="dxa" w:w="3022"/>
+            <w:shd w:fill="F8F9FA" w:val="clear"/>
+          </w:tcPr>
+          <w:p>
+            <w:pPr>
+              <w:spacing w:before="40" w:after="40" w:line="288" w:lineRule="auto"/>
+            </w:pPr>
+            <w:r/>
+            <w:r>
+              <w:rPr>
+                <w:rFonts w:ascii="Microsoft YaHei" w:hAnsi="Microsoft YaHei"/>
+                <w:sz w:val="18"/>
+              </w:rPr>
+              <w:t>⚠️ 亏损状态</w:t>
+            </w:r>
+          </w:p>
+        </w:tc>
+        <w:tc>
+          <w:tcPr>
+            <w:tcW w:type="dxa" w:w="3022"/>
+            <w:shd w:fill="F8F9FA" w:val="clear"/>
+          </w:tcPr>
+          <w:p>
+            <w:pPr>
+              <w:spacing w:before="40" w:after="40" w:line="288" w:lineRule="auto"/>
+            </w:pPr>
+            <w:r/>
+            <w:r>
+              <w:rPr>
+                <w:rFonts w:ascii="Microsoft YaHei" w:hAnsi="Microsoft YaHei"/>
+                <w:sz w:val="18"/>
+              </w:rPr>
+              <w:t>动态PE为负，PB高达26.56倍</w:t>
             </w:r>
           </w:p>
         </w:tc>
@@ -3303,7 +3704,13 @@
           <w:b/>
           <w:color w:val="1A1A1A"/>
         </w:rPr>
-        <w:t>主力观点：</w:t>
+        <w:t>核心观点</w:t>
+      </w:r>
+      <w:r>
+        <w:rPr>
+          <w:rFonts w:ascii="Microsoft YaHei" w:hAnsi="Microsoft YaHei"/>
+        </w:rPr>
+        <w:t>：</w:t>
       </w:r>
     </w:p>
     <w:p>
@@ -3311,7 +3718,7 @@
         <w:rPr>
           <w:rFonts w:ascii="Microsoft YaHei" w:hAnsi="Microsoft YaHei"/>
         </w:rPr>
-        <w:t>西安饮食今日在消费板块领涨的背景下平盘报收，表现略显平淡。但从资金面看，</w:t>
+        <w:t>西安饮食今日呈现</w:t>
       </w:r>
       <w:r>
         <w:rPr>
@@ -3319,13 +3726,13 @@
           <w:b/>
           <w:color w:val="1A1A1A"/>
         </w:rPr>
-        <w:t>大单连续净流入</w:t>
+        <w:t>缩量平盘整理</w:t>
       </w:r>
       <w:r>
         <w:rPr>
           <w:rFonts w:ascii="Microsoft YaHei" w:hAnsi="Microsoft YaHei"/>
         </w:rPr>
-        <w:t>（上一交易日+668.59万元，今日+411.44万元），显示主力资金正在低位布局。技术面上，价格站稳MA5/MA10/MA20多头排列，中线趋势向好；但</w:t>
+        <w:t xml:space="preserve">格局，盘中一度冲高至 </w:t>
       </w:r>
       <w:r>
         <w:rPr>
@@ -3333,13 +3740,55 @@
           <w:b/>
           <w:color w:val="1A1A1A"/>
         </w:rPr>
-        <w:t>缩量至昨日一半水平</w:t>
+        <w:t>6.00元</w:t>
       </w:r>
       <w:r>
         <w:rPr>
           <w:rFonts w:ascii="Microsoft YaHei" w:hAnsi="Microsoft YaHei"/>
         </w:rPr>
-        <w:t>、且股价已逼近布林带上轨（5.94元），短期若无增量资金推动，向上突破的难度较大。</w:t>
+        <w:t xml:space="preserve"> 后回落，多空在当前价位附近处于</w:t>
+      </w:r>
+      <w:r>
+        <w:rPr>
+          <w:rFonts w:ascii="Microsoft YaHei" w:hAnsi="Microsoft YaHei"/>
+          <w:b/>
+          <w:color w:val="1A1A1A"/>
+        </w:rPr>
+        <w:t>弱平衡状态</w:t>
+      </w:r>
+      <w:r>
+        <w:rPr>
+          <w:rFonts w:ascii="Microsoft YaHei" w:hAnsi="Microsoft YaHei"/>
+        </w:rPr>
+        <w:t xml:space="preserve">。积极信号在于：① 在餐馆板块整体下跌 </w:t>
+      </w:r>
+      <w:r>
+        <w:rPr>
+          <w:rFonts w:ascii="Microsoft YaHei" w:hAnsi="Microsoft YaHei"/>
+          <w:b/>
+          <w:color w:val="1A1A1A"/>
+        </w:rPr>
+        <w:t>-1.64%</w:t>
+      </w:r>
+      <w:r>
+        <w:rPr>
+          <w:rFonts w:ascii="Microsoft YaHei" w:hAnsi="Microsoft YaHei"/>
+        </w:rPr>
+        <w:t xml:space="preserve"> 的背景下逆势收平，相对强势；② 技术面多头排列良好，MA5/MA10/MA20提供多层支撑；③ 昨日大单净流入 </w:t>
+      </w:r>
+      <w:r>
+        <w:rPr>
+          <w:rFonts w:ascii="Microsoft YaHei" w:hAnsi="Microsoft YaHei"/>
+          <w:b/>
+          <w:color w:val="1A1A1A"/>
+        </w:rPr>
+        <w:t>501万元</w:t>
+      </w:r>
+      <w:r>
+        <w:rPr>
+          <w:rFonts w:ascii="Microsoft YaHei" w:hAnsi="Microsoft YaHei"/>
+        </w:rPr>
+        <w:t>，机构有低位布局迹象。</w:t>
       </w:r>
     </w:p>
     <w:p>
@@ -3349,13 +3798,13 @@
           <w:b/>
           <w:color w:val="1A1A1A"/>
         </w:rPr>
-        <w:t>风险提示：</w:t>
+        <w:t>风险提示</w:t>
       </w:r>
       <w:r>
         <w:rPr>
           <w:rFonts w:ascii="Microsoft YaHei" w:hAnsi="Microsoft YaHei"/>
         </w:rPr>
-        <w:t xml:space="preserve"> 公司当前处于</w:t>
+        <w:t>：该股当前处于</w:t>
       </w:r>
       <w:r>
         <w:rPr>
@@ -3369,7 +3818,7 @@
         <w:rPr>
           <w:rFonts w:ascii="Microsoft YaHei" w:hAnsi="Microsoft YaHei"/>
         </w:rPr>
-        <w:t>（PE为负），市净率高达</w:t>
+        <w:t xml:space="preserve">（PE为负），PB高达 </w:t>
       </w:r>
       <w:r>
         <w:rPr>
@@ -3383,7 +3832,79 @@
         <w:rPr>
           <w:rFonts w:ascii="Microsoft YaHei" w:hAnsi="Microsoft YaHei"/>
         </w:rPr>
-        <w:t>，估值缺乏业绩支撑。若后续回踩均线，需关注MA20（5.64元）的支撑有效性。</w:t>
+        <w:t xml:space="preserve">，估值压力较大；今日缩量整理显示资金追高意愿不强，上方布林带上轨 </w:t>
+      </w:r>
+      <w:r>
+        <w:rPr>
+          <w:rFonts w:ascii="Microsoft YaHei" w:hAnsi="Microsoft YaHei"/>
+          <w:b/>
+          <w:color w:val="1A1A1A"/>
+        </w:rPr>
+        <w:t>5.94元</w:t>
+      </w:r>
+      <w:r>
+        <w:rPr>
+          <w:rFonts w:ascii="Microsoft YaHei" w:hAnsi="Microsoft YaHei"/>
+        </w:rPr>
+        <w:t xml:space="preserve"> 及整数关口 </w:t>
+      </w:r>
+      <w:r>
+        <w:rPr>
+          <w:rFonts w:ascii="Microsoft YaHei" w:hAnsi="Microsoft YaHei"/>
+          <w:b/>
+          <w:color w:val="1A1A1A"/>
+        </w:rPr>
+        <w:t>6.00元</w:t>
+      </w:r>
+      <w:r>
+        <w:rPr>
+          <w:rFonts w:ascii="Microsoft YaHei" w:hAnsi="Microsoft YaHei"/>
+        </w:rPr>
+        <w:t xml:space="preserve"> 构成短线压力。</w:t>
+      </w:r>
+    </w:p>
+    <w:p>
+      <w:r>
+        <w:rPr>
+          <w:rFonts w:ascii="Microsoft YaHei" w:hAnsi="Microsoft YaHei"/>
+          <w:b/>
+          <w:color w:val="1A1A1A"/>
+        </w:rPr>
+        <w:t>午间判断</w:t>
+      </w:r>
+      <w:r>
+        <w:rPr>
+          <w:rFonts w:ascii="Microsoft YaHei" w:hAnsi="Microsoft YaHei"/>
+        </w:rPr>
+        <w:t xml:space="preserve">：短线关注消费板块情绪能否延续，若午后食品饮料板块热度扩散至餐饮方向，或带动股价向上突破 </w:t>
+      </w:r>
+      <w:r>
+        <w:rPr>
+          <w:rFonts w:ascii="Microsoft YaHei" w:hAnsi="Microsoft YaHei"/>
+          <w:b/>
+          <w:color w:val="1A1A1A"/>
+        </w:rPr>
+        <w:t>6.00元</w:t>
+      </w:r>
+      <w:r>
+        <w:rPr>
+          <w:rFonts w:ascii="Microsoft YaHei" w:hAnsi="Microsoft YaHei"/>
+        </w:rPr>
+        <w:t xml:space="preserve"> 关口；若市场情绪回落，下方 </w:t>
+      </w:r>
+      <w:r>
+        <w:rPr>
+          <w:rFonts w:ascii="Microsoft YaHei" w:hAnsi="Microsoft YaHei"/>
+          <w:b/>
+          <w:color w:val="1A1A1A"/>
+        </w:rPr>
+        <w:t>MA5（5.73元）</w:t>
+      </w:r>
+      <w:r>
+        <w:rPr>
+          <w:rFonts w:ascii="Microsoft YaHei" w:hAnsi="Microsoft YaHei"/>
+        </w:rPr>
+        <w:t xml:space="preserve"> 为第一支撑位。</w:t>
       </w:r>
     </w:p>
     <w:p>
@@ -3391,7 +3912,7 @@
         <w:rPr>
           <w:rFonts w:ascii="Microsoft YaHei" w:hAnsi="Microsoft YaHei"/>
         </w:rPr>
-        <w:t xml:space="preserve">&gt; </w:t>
+        <w:t xml:space="preserve">&gt; ⚠️ </w:t>
       </w:r>
       <w:r>
         <w:rPr>
@@ -3399,7 +3920,13 @@
           <w:b/>
           <w:color w:val="1A1A1A"/>
         </w:rPr>
-        <w:t>投资有风险，入市须谨慎。本报告基于公开数据整理，不构成投资建议。</w:t>
+        <w:t>风险提示</w:t>
+      </w:r>
+      <w:r>
+        <w:rPr>
+          <w:rFonts w:ascii="Microsoft YaHei" w:hAnsi="Microsoft YaHei"/>
+        </w:rPr>
+        <w:t>：以上分析基于公开数据和逻辑推演，不构成任何投资建议。股市有风险，投资需谨慎。</w:t>
       </w:r>
     </w:p>
     <w:sectPr>
